--- a/Knowledge/3-Work knowledge/1-Software Engineering/1-Fundamentals/5-My Source/2-Data/2-Data Operations/14-Data Operations - Sanitization.docx
+++ b/Knowledge/3-Work knowledge/1-Software Engineering/1-Fundamentals/5-My Source/2-Data/2-Data Operations/14-Data Operations - Sanitization.docx
@@ -21,7 +21,7 @@
     <w:p>
       <w:r>
         <w:rPr>
-          <w:rFonts w:ascii="Arial" w:eastAsia="Arial" w:hAnsi="Arial" w:cs="Arial"/>
+          <w:rFonts w:ascii="Arial" w:hAnsi="Arial"/>
           <w:b/>
           <w:color w:val="000000"/>
           <w:sz w:val="18"/>
@@ -31,27 +31,25 @@
       </w:r>
       <w:r>
         <w:rPr>
-          <w:rFonts w:ascii="Arial" w:eastAsia="Arial" w:hAnsi="Arial" w:cs="Arial"/>
+          <w:rFonts w:ascii="Arial" w:hAnsi="Arial"/>
           <w:color w:val="000000"/>
           <w:sz w:val="18"/>
           <w:highlight w:val="lightGray"/>
         </w:rPr>
         <w:t xml:space="preserve">: Persons Table -&gt; ID Column: 1, </w:t>
       </w:r>
-      <w:proofErr w:type="spellStart"/>
-      <w:r>
-        <w:rPr>
-          <w:rFonts w:ascii="Arial" w:eastAsia="Arial" w:hAnsi="Arial" w:cs="Arial"/>
+      <w:r>
+        <w:rPr>
+          <w:rFonts w:ascii="Arial" w:hAnsi="Arial"/>
           <w:color w:val="000000"/>
           <w:sz w:val="18"/>
           <w:highlight w:val="lightGray"/>
         </w:rPr>
         <w:t>Name_En</w:t>
       </w:r>
-      <w:proofErr w:type="spellEnd"/>
-      <w:r>
-        <w:rPr>
-          <w:rFonts w:ascii="Arial" w:eastAsia="Arial" w:hAnsi="Arial" w:cs="Arial"/>
+      <w:r>
+        <w:rPr>
+          <w:rFonts w:ascii="Arial" w:hAnsi="Arial"/>
           <w:color w:val="000000"/>
           <w:sz w:val="18"/>
           <w:highlight w:val="lightGray"/>
@@ -60,7 +58,7 @@
       </w:r>
       <w:r>
         <w:rPr>
-          <w:rFonts w:ascii="Arial" w:eastAsia="Arial" w:hAnsi="Arial" w:cs="Arial"/>
+          <w:rFonts w:ascii="Arial" w:hAnsi="Arial"/>
           <w:b/>
           <w:color w:val="000000"/>
           <w:sz w:val="18"/>
@@ -70,54 +68,102 @@
       </w:r>
       <w:r>
         <w:rPr>
-          <w:rFonts w:ascii="Arial" w:eastAsia="Arial" w:hAnsi="Arial" w:cs="Arial"/>
+          <w:rFonts w:ascii="Arial" w:hAnsi="Arial"/>
           <w:color w:val="000000"/>
           <w:sz w:val="18"/>
           <w:highlight w:val="lightGray"/>
         </w:rPr>
         <w:t xml:space="preserve"> [</w:t>
       </w:r>
-      <w:proofErr w:type="spellStart"/>
-      <w:r>
-        <w:rPr>
-          <w:rFonts w:ascii="Arial" w:eastAsia="Arial" w:hAnsi="Arial" w:cs="Arial"/>
-          <w:color w:val="000000"/>
-          <w:sz w:val="18"/>
-          <w:highlight w:val="lightGray"/>
-        </w:rPr>
-        <w:t>Chatgpt</w:t>
-      </w:r>
-      <w:proofErr w:type="spellEnd"/>
-      <w:r>
-        <w:rPr>
-          <w:rFonts w:ascii="Arial" w:eastAsia="Arial" w:hAnsi="Arial" w:cs="Arial"/>
-          <w:color w:val="000000"/>
-          <w:sz w:val="18"/>
-          <w:highlight w:val="lightGray"/>
-        </w:rPr>
-        <w:t xml:space="preserve"> (GPT</w:t>
-      </w:r>
-      <w:r>
-        <w:rPr>
-          <w:rFonts w:ascii="Cambria Math" w:eastAsia="Cambria Math" w:hAnsi="Cambria Math" w:cs="Cambria Math"/>
-          <w:color w:val="000000"/>
-          <w:sz w:val="18"/>
-          <w:highlight w:val="lightGray"/>
-        </w:rPr>
-        <w:t>‑</w:t>
-      </w:r>
-      <w:r>
-        <w:rPr>
-          <w:rFonts w:ascii="Arial" w:eastAsia="Arial" w:hAnsi="Arial" w:cs="Arial"/>
-          <w:color w:val="000000"/>
-          <w:sz w:val="18"/>
-          <w:highlight w:val="lightGray"/>
-        </w:rPr>
-        <w:t xml:space="preserve">5 Mini)] </w:t>
-      </w:r>
-      <w:r>
-        <w:rPr>
-          <w:rFonts w:ascii="Arial" w:eastAsia="Arial" w:hAnsi="Arial" w:cs="Arial"/>
+      <w:r>
+        <w:rPr>
+          <w:rFonts w:ascii="Arial" w:hAnsi="Arial" w:eastAsia="Arial" w:cs="Arial"/>
+          <w:b w:val="0"/>
+          <w:i w:val="0"/>
+          <w:color w:val="000000"/>
+          <w:sz w:val="18"/>
+          <w:highlight w:val="lightGray"/>
+        </w:rPr>
+        <w:t>C</w:t>
+      </w:r>
+      <w:r>
+        <w:rPr>
+          <w:rFonts w:ascii="Arial" w:hAnsi="Arial" w:eastAsia="Arial" w:cs="Arial"/>
+          <w:b w:val="0"/>
+          <w:i w:val="0"/>
+          <w:color w:val="000000"/>
+          <w:sz w:val="18"/>
+          <w:highlight w:val="lightGray"/>
+        </w:rPr>
+        <w:t>h</w:t>
+      </w:r>
+      <w:r>
+        <w:rPr>
+          <w:rFonts w:ascii="Arial" w:hAnsi="Arial" w:eastAsia="Arial" w:cs="Arial"/>
+          <w:b w:val="0"/>
+          <w:i w:val="0"/>
+          <w:color w:val="000000"/>
+          <w:sz w:val="18"/>
+          <w:highlight w:val="lightGray"/>
+        </w:rPr>
+        <w:t>a</w:t>
+      </w:r>
+      <w:r>
+        <w:rPr>
+          <w:rFonts w:ascii="Arial" w:hAnsi="Arial" w:eastAsia="Arial" w:cs="Arial"/>
+          <w:b w:val="0"/>
+          <w:i w:val="0"/>
+          <w:color w:val="000000"/>
+          <w:sz w:val="18"/>
+          <w:highlight w:val="lightGray"/>
+        </w:rPr>
+        <w:t>t</w:t>
+      </w:r>
+      <w:r>
+        <w:rPr>
+          <w:rFonts w:ascii="Arial" w:hAnsi="Arial" w:eastAsia="Arial" w:cs="Arial"/>
+          <w:b w:val="0"/>
+          <w:i w:val="0"/>
+          <w:color w:val="000000"/>
+          <w:sz w:val="18"/>
+          <w:highlight w:val="lightGray"/>
+        </w:rPr>
+        <w:t>G</w:t>
+      </w:r>
+      <w:r>
+        <w:rPr>
+          <w:rFonts w:ascii="Arial" w:hAnsi="Arial" w:eastAsia="Arial" w:cs="Arial"/>
+          <w:b w:val="0"/>
+          <w:i w:val="0"/>
+          <w:color w:val="000000"/>
+          <w:sz w:val="18"/>
+          <w:highlight w:val="lightGray"/>
+        </w:rPr>
+        <w:t>P</w:t>
+      </w:r>
+      <w:r>
+        <w:rPr>
+          <w:rFonts w:ascii="Arial" w:hAnsi="Arial" w:eastAsia="Arial" w:cs="Arial"/>
+          <w:b w:val="0"/>
+          <w:i w:val="0"/>
+          <w:color w:val="000000"/>
+          <w:sz w:val="18"/>
+          <w:highlight w:val="lightGray"/>
+        </w:rPr>
+        <w:t>T</w:t>
+      </w:r>
+      <w:r>
+        <w:rPr>
+          <w:rFonts w:ascii="Arial" w:hAnsi="Arial"/>
+          <w:color w:val="000000"/>
+          <w:sz w:val="18"/>
+          <w:highlight w:val="lightGray"/>
+        </w:rPr>
+        <w:t xml:space="preserve">] </w:t>
+      </w:r>
+      <w:r>
+        <w:rPr>
+          <w:rFonts w:ascii="Arial" w:hAnsi="Arial"/>
           <w:b/>
           <w:color w:val="000000"/>
           <w:sz w:val="18"/>
@@ -127,7 +173,7 @@
       </w:r>
       <w:r>
         <w:rPr>
-          <w:rFonts w:ascii="Arial" w:eastAsia="Arial" w:hAnsi="Arial" w:cs="Arial"/>
+          <w:rFonts w:ascii="Arial" w:hAnsi="Arial"/>
           <w:color w:val="000000"/>
           <w:sz w:val="18"/>
           <w:highlight w:val="lightGray"/>
@@ -201,7 +247,7 @@
     <w:p>
       <w:r>
         <w:rPr>
-          <w:rFonts w:ascii="Arial" w:eastAsia="Arial" w:hAnsi="Arial" w:cs="Arial"/>
+          <w:rFonts w:ascii="Arial" w:hAnsi="Arial"/>
           <w:b/>
           <w:color w:val="000000"/>
           <w:sz w:val="18"/>
@@ -211,27 +257,25 @@
       </w:r>
       <w:r>
         <w:rPr>
-          <w:rFonts w:ascii="Arial" w:eastAsia="Arial" w:hAnsi="Arial" w:cs="Arial"/>
+          <w:rFonts w:ascii="Arial" w:hAnsi="Arial"/>
           <w:color w:val="000000"/>
           <w:sz w:val="18"/>
           <w:highlight w:val="lightGray"/>
         </w:rPr>
         <w:t xml:space="preserve">: Persons Table -&gt; ID Column: 1, </w:t>
       </w:r>
-      <w:proofErr w:type="spellStart"/>
-      <w:r>
-        <w:rPr>
-          <w:rFonts w:ascii="Arial" w:eastAsia="Arial" w:hAnsi="Arial" w:cs="Arial"/>
+      <w:r>
+        <w:rPr>
+          <w:rFonts w:ascii="Arial" w:hAnsi="Arial"/>
           <w:color w:val="000000"/>
           <w:sz w:val="18"/>
           <w:highlight w:val="lightGray"/>
         </w:rPr>
         <w:t>Name_En</w:t>
       </w:r>
-      <w:proofErr w:type="spellEnd"/>
-      <w:r>
-        <w:rPr>
-          <w:rFonts w:ascii="Arial" w:eastAsia="Arial" w:hAnsi="Arial" w:cs="Arial"/>
+      <w:r>
+        <w:rPr>
+          <w:rFonts w:ascii="Arial" w:hAnsi="Arial"/>
           <w:color w:val="000000"/>
           <w:sz w:val="18"/>
           <w:highlight w:val="lightGray"/>
@@ -240,7 +284,7 @@
       </w:r>
       <w:r>
         <w:rPr>
-          <w:rFonts w:ascii="Arial" w:eastAsia="Arial" w:hAnsi="Arial" w:cs="Arial"/>
+          <w:rFonts w:ascii="Arial" w:hAnsi="Arial"/>
           <w:b/>
           <w:color w:val="000000"/>
           <w:sz w:val="18"/>
@@ -250,54 +294,102 @@
       </w:r>
       <w:r>
         <w:rPr>
-          <w:rFonts w:ascii="Arial" w:eastAsia="Arial" w:hAnsi="Arial" w:cs="Arial"/>
+          <w:rFonts w:ascii="Arial" w:hAnsi="Arial"/>
           <w:color w:val="000000"/>
           <w:sz w:val="18"/>
           <w:highlight w:val="lightGray"/>
         </w:rPr>
         <w:t xml:space="preserve"> [</w:t>
       </w:r>
-      <w:proofErr w:type="spellStart"/>
-      <w:r>
-        <w:rPr>
-          <w:rFonts w:ascii="Arial" w:eastAsia="Arial" w:hAnsi="Arial" w:cs="Arial"/>
-          <w:color w:val="000000"/>
-          <w:sz w:val="18"/>
-          <w:highlight w:val="lightGray"/>
-        </w:rPr>
-        <w:t>Chatgpt</w:t>
-      </w:r>
-      <w:proofErr w:type="spellEnd"/>
-      <w:r>
-        <w:rPr>
-          <w:rFonts w:ascii="Arial" w:eastAsia="Arial" w:hAnsi="Arial" w:cs="Arial"/>
-          <w:color w:val="000000"/>
-          <w:sz w:val="18"/>
-          <w:highlight w:val="lightGray"/>
-        </w:rPr>
-        <w:t xml:space="preserve"> (GPT</w:t>
-      </w:r>
-      <w:r>
-        <w:rPr>
-          <w:rFonts w:ascii="Cambria Math" w:eastAsia="Cambria Math" w:hAnsi="Cambria Math" w:cs="Cambria Math"/>
-          <w:color w:val="000000"/>
-          <w:sz w:val="18"/>
-          <w:highlight w:val="lightGray"/>
-        </w:rPr>
-        <w:t>‑</w:t>
-      </w:r>
-      <w:r>
-        <w:rPr>
-          <w:rFonts w:ascii="Arial" w:eastAsia="Arial" w:hAnsi="Arial" w:cs="Arial"/>
-          <w:color w:val="000000"/>
-          <w:sz w:val="18"/>
-          <w:highlight w:val="lightGray"/>
-        </w:rPr>
-        <w:t xml:space="preserve">5 Mini)] </w:t>
-      </w:r>
-      <w:r>
-        <w:rPr>
-          <w:rFonts w:ascii="Arial" w:eastAsia="Arial" w:hAnsi="Arial" w:cs="Arial"/>
+      <w:r>
+        <w:rPr>
+          <w:rFonts w:ascii="Arial" w:hAnsi="Arial" w:eastAsia="Arial" w:cs="Arial"/>
+          <w:b w:val="0"/>
+          <w:i w:val="0"/>
+          <w:color w:val="000000"/>
+          <w:sz w:val="18"/>
+          <w:highlight w:val="lightGray"/>
+        </w:rPr>
+        <w:t>C</w:t>
+      </w:r>
+      <w:r>
+        <w:rPr>
+          <w:rFonts w:ascii="Arial" w:hAnsi="Arial" w:eastAsia="Arial" w:cs="Arial"/>
+          <w:b w:val="0"/>
+          <w:i w:val="0"/>
+          <w:color w:val="000000"/>
+          <w:sz w:val="18"/>
+          <w:highlight w:val="lightGray"/>
+        </w:rPr>
+        <w:t>h</w:t>
+      </w:r>
+      <w:r>
+        <w:rPr>
+          <w:rFonts w:ascii="Arial" w:hAnsi="Arial" w:eastAsia="Arial" w:cs="Arial"/>
+          <w:b w:val="0"/>
+          <w:i w:val="0"/>
+          <w:color w:val="000000"/>
+          <w:sz w:val="18"/>
+          <w:highlight w:val="lightGray"/>
+        </w:rPr>
+        <w:t>a</w:t>
+      </w:r>
+      <w:r>
+        <w:rPr>
+          <w:rFonts w:ascii="Arial" w:hAnsi="Arial" w:eastAsia="Arial" w:cs="Arial"/>
+          <w:b w:val="0"/>
+          <w:i w:val="0"/>
+          <w:color w:val="000000"/>
+          <w:sz w:val="18"/>
+          <w:highlight w:val="lightGray"/>
+        </w:rPr>
+        <w:t>t</w:t>
+      </w:r>
+      <w:r>
+        <w:rPr>
+          <w:rFonts w:ascii="Arial" w:hAnsi="Arial" w:eastAsia="Arial" w:cs="Arial"/>
+          <w:b w:val="0"/>
+          <w:i w:val="0"/>
+          <w:color w:val="000000"/>
+          <w:sz w:val="18"/>
+          <w:highlight w:val="lightGray"/>
+        </w:rPr>
+        <w:t>G</w:t>
+      </w:r>
+      <w:r>
+        <w:rPr>
+          <w:rFonts w:ascii="Arial" w:hAnsi="Arial" w:eastAsia="Arial" w:cs="Arial"/>
+          <w:b w:val="0"/>
+          <w:i w:val="0"/>
+          <w:color w:val="000000"/>
+          <w:sz w:val="18"/>
+          <w:highlight w:val="lightGray"/>
+        </w:rPr>
+        <w:t>P</w:t>
+      </w:r>
+      <w:r>
+        <w:rPr>
+          <w:rFonts w:ascii="Arial" w:hAnsi="Arial" w:eastAsia="Arial" w:cs="Arial"/>
+          <w:b w:val="0"/>
+          <w:i w:val="0"/>
+          <w:color w:val="000000"/>
+          <w:sz w:val="18"/>
+          <w:highlight w:val="lightGray"/>
+        </w:rPr>
+        <w:t>T</w:t>
+      </w:r>
+      <w:r>
+        <w:rPr>
+          <w:rFonts w:ascii="Arial" w:hAnsi="Arial"/>
+          <w:color w:val="000000"/>
+          <w:sz w:val="18"/>
+          <w:highlight w:val="lightGray"/>
+        </w:rPr>
+        <w:t xml:space="preserve">] </w:t>
+      </w:r>
+      <w:r>
+        <w:rPr>
+          <w:rFonts w:ascii="Arial" w:hAnsi="Arial"/>
           <w:b/>
           <w:color w:val="000000"/>
           <w:sz w:val="18"/>
@@ -307,7 +399,7 @@
       </w:r>
       <w:r>
         <w:rPr>
-          <w:rFonts w:ascii="Arial" w:eastAsia="Arial" w:hAnsi="Arial" w:cs="Arial"/>
+          <w:rFonts w:ascii="Arial" w:hAnsi="Arial"/>
           <w:color w:val="000000"/>
           <w:sz w:val="18"/>
           <w:highlight w:val="lightGray"/>
@@ -354,7 +446,7 @@
     <w:p>
       <w:r>
         <w:rPr>
-          <w:rFonts w:ascii="Arial" w:eastAsia="Arial" w:hAnsi="Arial" w:cs="Arial"/>
+          <w:rFonts w:ascii="Arial" w:hAnsi="Arial"/>
           <w:b/>
           <w:color w:val="000000"/>
           <w:sz w:val="18"/>
@@ -364,27 +456,25 @@
       </w:r>
       <w:r>
         <w:rPr>
-          <w:rFonts w:ascii="Arial" w:eastAsia="Arial" w:hAnsi="Arial" w:cs="Arial"/>
+          <w:rFonts w:ascii="Arial" w:hAnsi="Arial"/>
           <w:color w:val="000000"/>
           <w:sz w:val="18"/>
           <w:highlight w:val="lightGray"/>
         </w:rPr>
         <w:t xml:space="preserve">: Persons Table -&gt; ID Column: 1, </w:t>
       </w:r>
-      <w:proofErr w:type="spellStart"/>
-      <w:r>
-        <w:rPr>
-          <w:rFonts w:ascii="Arial" w:eastAsia="Arial" w:hAnsi="Arial" w:cs="Arial"/>
+      <w:r>
+        <w:rPr>
+          <w:rFonts w:ascii="Arial" w:hAnsi="Arial"/>
           <w:color w:val="000000"/>
           <w:sz w:val="18"/>
           <w:highlight w:val="lightGray"/>
         </w:rPr>
         <w:t>Name_En</w:t>
       </w:r>
-      <w:proofErr w:type="spellEnd"/>
-      <w:r>
-        <w:rPr>
-          <w:rFonts w:ascii="Arial" w:eastAsia="Arial" w:hAnsi="Arial" w:cs="Arial"/>
+      <w:r>
+        <w:rPr>
+          <w:rFonts w:ascii="Arial" w:hAnsi="Arial"/>
           <w:color w:val="000000"/>
           <w:sz w:val="18"/>
           <w:highlight w:val="lightGray"/>
@@ -393,7 +483,7 @@
       </w:r>
       <w:r>
         <w:rPr>
-          <w:rFonts w:ascii="Arial" w:eastAsia="Arial" w:hAnsi="Arial" w:cs="Arial"/>
+          <w:rFonts w:ascii="Arial" w:hAnsi="Arial"/>
           <w:b/>
           <w:color w:val="000000"/>
           <w:sz w:val="18"/>
@@ -403,54 +493,102 @@
       </w:r>
       <w:r>
         <w:rPr>
-          <w:rFonts w:ascii="Arial" w:eastAsia="Arial" w:hAnsi="Arial" w:cs="Arial"/>
+          <w:rFonts w:ascii="Arial" w:hAnsi="Arial"/>
           <w:color w:val="000000"/>
           <w:sz w:val="18"/>
           <w:highlight w:val="lightGray"/>
         </w:rPr>
         <w:t xml:space="preserve"> [</w:t>
       </w:r>
-      <w:proofErr w:type="spellStart"/>
-      <w:r>
-        <w:rPr>
-          <w:rFonts w:ascii="Arial" w:eastAsia="Arial" w:hAnsi="Arial" w:cs="Arial"/>
-          <w:color w:val="000000"/>
-          <w:sz w:val="18"/>
-          <w:highlight w:val="lightGray"/>
-        </w:rPr>
-        <w:t>Chatgpt</w:t>
-      </w:r>
-      <w:proofErr w:type="spellEnd"/>
-      <w:r>
-        <w:rPr>
-          <w:rFonts w:ascii="Arial" w:eastAsia="Arial" w:hAnsi="Arial" w:cs="Arial"/>
-          <w:color w:val="000000"/>
-          <w:sz w:val="18"/>
-          <w:highlight w:val="lightGray"/>
-        </w:rPr>
-        <w:t xml:space="preserve"> (GPT</w:t>
-      </w:r>
-      <w:r>
-        <w:rPr>
-          <w:rFonts w:ascii="Cambria Math" w:eastAsia="Cambria Math" w:hAnsi="Cambria Math" w:cs="Cambria Math"/>
-          <w:color w:val="000000"/>
-          <w:sz w:val="18"/>
-          <w:highlight w:val="lightGray"/>
-        </w:rPr>
-        <w:t>‑</w:t>
-      </w:r>
-      <w:r>
-        <w:rPr>
-          <w:rFonts w:ascii="Arial" w:eastAsia="Arial" w:hAnsi="Arial" w:cs="Arial"/>
-          <w:color w:val="000000"/>
-          <w:sz w:val="18"/>
-          <w:highlight w:val="lightGray"/>
-        </w:rPr>
-        <w:t xml:space="preserve">5 Mini)] </w:t>
-      </w:r>
-      <w:r>
-        <w:rPr>
-          <w:rFonts w:ascii="Arial" w:eastAsia="Arial" w:hAnsi="Arial" w:cs="Arial"/>
+      <w:r>
+        <w:rPr>
+          <w:rFonts w:ascii="Arial" w:hAnsi="Arial" w:eastAsia="Arial" w:cs="Arial"/>
+          <w:b w:val="0"/>
+          <w:i w:val="0"/>
+          <w:color w:val="000000"/>
+          <w:sz w:val="18"/>
+          <w:highlight w:val="lightGray"/>
+        </w:rPr>
+        <w:t>C</w:t>
+      </w:r>
+      <w:r>
+        <w:rPr>
+          <w:rFonts w:ascii="Arial" w:hAnsi="Arial" w:eastAsia="Arial" w:cs="Arial"/>
+          <w:b w:val="0"/>
+          <w:i w:val="0"/>
+          <w:color w:val="000000"/>
+          <w:sz w:val="18"/>
+          <w:highlight w:val="lightGray"/>
+        </w:rPr>
+        <w:t>h</w:t>
+      </w:r>
+      <w:r>
+        <w:rPr>
+          <w:rFonts w:ascii="Arial" w:hAnsi="Arial" w:eastAsia="Arial" w:cs="Arial"/>
+          <w:b w:val="0"/>
+          <w:i w:val="0"/>
+          <w:color w:val="000000"/>
+          <w:sz w:val="18"/>
+          <w:highlight w:val="lightGray"/>
+        </w:rPr>
+        <w:t>a</w:t>
+      </w:r>
+      <w:r>
+        <w:rPr>
+          <w:rFonts w:ascii="Arial" w:hAnsi="Arial" w:eastAsia="Arial" w:cs="Arial"/>
+          <w:b w:val="0"/>
+          <w:i w:val="0"/>
+          <w:color w:val="000000"/>
+          <w:sz w:val="18"/>
+          <w:highlight w:val="lightGray"/>
+        </w:rPr>
+        <w:t>t</w:t>
+      </w:r>
+      <w:r>
+        <w:rPr>
+          <w:rFonts w:ascii="Arial" w:hAnsi="Arial" w:eastAsia="Arial" w:cs="Arial"/>
+          <w:b w:val="0"/>
+          <w:i w:val="0"/>
+          <w:color w:val="000000"/>
+          <w:sz w:val="18"/>
+          <w:highlight w:val="lightGray"/>
+        </w:rPr>
+        <w:t>G</w:t>
+      </w:r>
+      <w:r>
+        <w:rPr>
+          <w:rFonts w:ascii="Arial" w:hAnsi="Arial" w:eastAsia="Arial" w:cs="Arial"/>
+          <w:b w:val="0"/>
+          <w:i w:val="0"/>
+          <w:color w:val="000000"/>
+          <w:sz w:val="18"/>
+          <w:highlight w:val="lightGray"/>
+        </w:rPr>
+        <w:t>P</w:t>
+      </w:r>
+      <w:r>
+        <w:rPr>
+          <w:rFonts w:ascii="Arial" w:hAnsi="Arial" w:eastAsia="Arial" w:cs="Arial"/>
+          <w:b w:val="0"/>
+          <w:i w:val="0"/>
+          <w:color w:val="000000"/>
+          <w:sz w:val="18"/>
+          <w:highlight w:val="lightGray"/>
+        </w:rPr>
+        <w:t>T</w:t>
+      </w:r>
+      <w:r>
+        <w:rPr>
+          <w:rFonts w:ascii="Arial" w:hAnsi="Arial"/>
+          <w:color w:val="000000"/>
+          <w:sz w:val="18"/>
+          <w:highlight w:val="lightGray"/>
+        </w:rPr>
+        <w:t xml:space="preserve">] </w:t>
+      </w:r>
+      <w:r>
+        <w:rPr>
+          <w:rFonts w:ascii="Arial" w:hAnsi="Arial"/>
           <w:b/>
           <w:color w:val="000000"/>
           <w:sz w:val="18"/>
@@ -460,7 +598,7 @@
       </w:r>
       <w:r>
         <w:rPr>
-          <w:rFonts w:ascii="Arial" w:eastAsia="Arial" w:hAnsi="Arial" w:cs="Arial"/>
+          <w:rFonts w:ascii="Arial" w:hAnsi="Arial"/>
           <w:color w:val="000000"/>
           <w:sz w:val="18"/>
           <w:highlight w:val="lightGray"/>
@@ -557,7 +695,7 @@
     <w:p>
       <w:r>
         <w:rPr>
-          <w:rFonts w:ascii="Arial" w:eastAsia="Arial" w:hAnsi="Arial" w:cs="Arial"/>
+          <w:rFonts w:ascii="Arial" w:hAnsi="Arial"/>
           <w:b/>
           <w:color w:val="000000"/>
           <w:sz w:val="18"/>
@@ -567,27 +705,25 @@
       </w:r>
       <w:r>
         <w:rPr>
-          <w:rFonts w:ascii="Arial" w:eastAsia="Arial" w:hAnsi="Arial" w:cs="Arial"/>
+          <w:rFonts w:ascii="Arial" w:hAnsi="Arial"/>
           <w:color w:val="000000"/>
           <w:sz w:val="18"/>
           <w:highlight w:val="lightGray"/>
         </w:rPr>
         <w:t xml:space="preserve">: Persons Table -&gt; ID Column: 1, </w:t>
       </w:r>
-      <w:proofErr w:type="spellStart"/>
-      <w:r>
-        <w:rPr>
-          <w:rFonts w:ascii="Arial" w:eastAsia="Arial" w:hAnsi="Arial" w:cs="Arial"/>
+      <w:r>
+        <w:rPr>
+          <w:rFonts w:ascii="Arial" w:hAnsi="Arial"/>
           <w:color w:val="000000"/>
           <w:sz w:val="18"/>
           <w:highlight w:val="lightGray"/>
         </w:rPr>
         <w:t>Name_En</w:t>
       </w:r>
-      <w:proofErr w:type="spellEnd"/>
-      <w:r>
-        <w:rPr>
-          <w:rFonts w:ascii="Arial" w:eastAsia="Arial" w:hAnsi="Arial" w:cs="Arial"/>
+      <w:r>
+        <w:rPr>
+          <w:rFonts w:ascii="Arial" w:hAnsi="Arial"/>
           <w:color w:val="000000"/>
           <w:sz w:val="18"/>
           <w:highlight w:val="lightGray"/>
@@ -596,7 +732,7 @@
       </w:r>
       <w:r>
         <w:rPr>
-          <w:rFonts w:ascii="Arial" w:eastAsia="Arial" w:hAnsi="Arial" w:cs="Arial"/>
+          <w:rFonts w:ascii="Arial" w:hAnsi="Arial"/>
           <w:b/>
           <w:color w:val="000000"/>
           <w:sz w:val="18"/>
@@ -606,54 +742,102 @@
       </w:r>
       <w:r>
         <w:rPr>
-          <w:rFonts w:ascii="Arial" w:eastAsia="Arial" w:hAnsi="Arial" w:cs="Arial"/>
+          <w:rFonts w:ascii="Arial" w:hAnsi="Arial"/>
           <w:color w:val="000000"/>
           <w:sz w:val="18"/>
           <w:highlight w:val="lightGray"/>
         </w:rPr>
         <w:t xml:space="preserve"> [</w:t>
       </w:r>
-      <w:proofErr w:type="spellStart"/>
-      <w:r>
-        <w:rPr>
-          <w:rFonts w:ascii="Arial" w:eastAsia="Arial" w:hAnsi="Arial" w:cs="Arial"/>
-          <w:color w:val="000000"/>
-          <w:sz w:val="18"/>
-          <w:highlight w:val="lightGray"/>
-        </w:rPr>
-        <w:t>Chatgpt</w:t>
-      </w:r>
-      <w:proofErr w:type="spellEnd"/>
-      <w:r>
-        <w:rPr>
-          <w:rFonts w:ascii="Arial" w:eastAsia="Arial" w:hAnsi="Arial" w:cs="Arial"/>
-          <w:color w:val="000000"/>
-          <w:sz w:val="18"/>
-          <w:highlight w:val="lightGray"/>
-        </w:rPr>
-        <w:t xml:space="preserve"> (GPT</w:t>
-      </w:r>
-      <w:r>
-        <w:rPr>
-          <w:rFonts w:ascii="Cambria Math" w:eastAsia="Cambria Math" w:hAnsi="Cambria Math" w:cs="Cambria Math"/>
-          <w:color w:val="000000"/>
-          <w:sz w:val="18"/>
-          <w:highlight w:val="lightGray"/>
-        </w:rPr>
-        <w:t>‑</w:t>
-      </w:r>
-      <w:r>
-        <w:rPr>
-          <w:rFonts w:ascii="Arial" w:eastAsia="Arial" w:hAnsi="Arial" w:cs="Arial"/>
-          <w:color w:val="000000"/>
-          <w:sz w:val="18"/>
-          <w:highlight w:val="lightGray"/>
-        </w:rPr>
-        <w:t xml:space="preserve">5 Mini)] </w:t>
-      </w:r>
-      <w:r>
-        <w:rPr>
-          <w:rFonts w:ascii="Arial" w:eastAsia="Arial" w:hAnsi="Arial" w:cs="Arial"/>
+      <w:r>
+        <w:rPr>
+          <w:rFonts w:ascii="Arial" w:hAnsi="Arial" w:eastAsia="Arial" w:cs="Arial"/>
+          <w:b w:val="0"/>
+          <w:i w:val="0"/>
+          <w:color w:val="000000"/>
+          <w:sz w:val="18"/>
+          <w:highlight w:val="lightGray"/>
+        </w:rPr>
+        <w:t>C</w:t>
+      </w:r>
+      <w:r>
+        <w:rPr>
+          <w:rFonts w:ascii="Arial" w:hAnsi="Arial" w:eastAsia="Arial" w:cs="Arial"/>
+          <w:b w:val="0"/>
+          <w:i w:val="0"/>
+          <w:color w:val="000000"/>
+          <w:sz w:val="18"/>
+          <w:highlight w:val="lightGray"/>
+        </w:rPr>
+        <w:t>h</w:t>
+      </w:r>
+      <w:r>
+        <w:rPr>
+          <w:rFonts w:ascii="Arial" w:hAnsi="Arial" w:eastAsia="Arial" w:cs="Arial"/>
+          <w:b w:val="0"/>
+          <w:i w:val="0"/>
+          <w:color w:val="000000"/>
+          <w:sz w:val="18"/>
+          <w:highlight w:val="lightGray"/>
+        </w:rPr>
+        <w:t>a</w:t>
+      </w:r>
+      <w:r>
+        <w:rPr>
+          <w:rFonts w:ascii="Arial" w:hAnsi="Arial" w:eastAsia="Arial" w:cs="Arial"/>
+          <w:b w:val="0"/>
+          <w:i w:val="0"/>
+          <w:color w:val="000000"/>
+          <w:sz w:val="18"/>
+          <w:highlight w:val="lightGray"/>
+        </w:rPr>
+        <w:t>t</w:t>
+      </w:r>
+      <w:r>
+        <w:rPr>
+          <w:rFonts w:ascii="Arial" w:hAnsi="Arial" w:eastAsia="Arial" w:cs="Arial"/>
+          <w:b w:val="0"/>
+          <w:i w:val="0"/>
+          <w:color w:val="000000"/>
+          <w:sz w:val="18"/>
+          <w:highlight w:val="lightGray"/>
+        </w:rPr>
+        <w:t>G</w:t>
+      </w:r>
+      <w:r>
+        <w:rPr>
+          <w:rFonts w:ascii="Arial" w:hAnsi="Arial" w:eastAsia="Arial" w:cs="Arial"/>
+          <w:b w:val="0"/>
+          <w:i w:val="0"/>
+          <w:color w:val="000000"/>
+          <w:sz w:val="18"/>
+          <w:highlight w:val="lightGray"/>
+        </w:rPr>
+        <w:t>P</w:t>
+      </w:r>
+      <w:r>
+        <w:rPr>
+          <w:rFonts w:ascii="Arial" w:hAnsi="Arial" w:eastAsia="Arial" w:cs="Arial"/>
+          <w:b w:val="0"/>
+          <w:i w:val="0"/>
+          <w:color w:val="000000"/>
+          <w:sz w:val="18"/>
+          <w:highlight w:val="lightGray"/>
+        </w:rPr>
+        <w:t>T</w:t>
+      </w:r>
+      <w:r>
+        <w:rPr>
+          <w:rFonts w:ascii="Arial" w:hAnsi="Arial"/>
+          <w:color w:val="000000"/>
+          <w:sz w:val="18"/>
+          <w:highlight w:val="lightGray"/>
+        </w:rPr>
+        <w:t xml:space="preserve">] </w:t>
+      </w:r>
+      <w:r>
+        <w:rPr>
+          <w:rFonts w:ascii="Arial" w:hAnsi="Arial"/>
           <w:b/>
           <w:color w:val="000000"/>
           <w:sz w:val="18"/>
@@ -663,7 +847,7 @@
       </w:r>
       <w:r>
         <w:rPr>
-          <w:rFonts w:ascii="Arial" w:eastAsia="Arial" w:hAnsi="Arial" w:cs="Arial"/>
+          <w:rFonts w:ascii="Arial" w:hAnsi="Arial"/>
           <w:color w:val="000000"/>
           <w:sz w:val="18"/>
           <w:highlight w:val="lightGray"/>
@@ -815,7 +999,7 @@
     <w:p>
       <w:r>
         <w:rPr>
-          <w:rFonts w:ascii="Arial" w:eastAsia="Arial" w:hAnsi="Arial" w:cs="Arial"/>
+          <w:rFonts w:ascii="Arial" w:hAnsi="Arial"/>
           <w:b/>
           <w:color w:val="000000"/>
           <w:sz w:val="18"/>
@@ -825,27 +1009,25 @@
       </w:r>
       <w:r>
         <w:rPr>
-          <w:rFonts w:ascii="Arial" w:eastAsia="Arial" w:hAnsi="Arial" w:cs="Arial"/>
+          <w:rFonts w:ascii="Arial" w:hAnsi="Arial"/>
           <w:color w:val="000000"/>
           <w:sz w:val="18"/>
           <w:highlight w:val="lightGray"/>
         </w:rPr>
         <w:t xml:space="preserve">: Persons Table -&gt; ID Column: 1, </w:t>
       </w:r>
-      <w:proofErr w:type="spellStart"/>
-      <w:r>
-        <w:rPr>
-          <w:rFonts w:ascii="Arial" w:eastAsia="Arial" w:hAnsi="Arial" w:cs="Arial"/>
+      <w:r>
+        <w:rPr>
+          <w:rFonts w:ascii="Arial" w:hAnsi="Arial"/>
           <w:color w:val="000000"/>
           <w:sz w:val="18"/>
           <w:highlight w:val="lightGray"/>
         </w:rPr>
         <w:t>Name_En</w:t>
       </w:r>
-      <w:proofErr w:type="spellEnd"/>
-      <w:r>
-        <w:rPr>
-          <w:rFonts w:ascii="Arial" w:eastAsia="Arial" w:hAnsi="Arial" w:cs="Arial"/>
+      <w:r>
+        <w:rPr>
+          <w:rFonts w:ascii="Arial" w:hAnsi="Arial"/>
           <w:color w:val="000000"/>
           <w:sz w:val="18"/>
           <w:highlight w:val="lightGray"/>
@@ -854,7 +1036,7 @@
       </w:r>
       <w:r>
         <w:rPr>
-          <w:rFonts w:ascii="Arial" w:eastAsia="Arial" w:hAnsi="Arial" w:cs="Arial"/>
+          <w:rFonts w:ascii="Arial" w:hAnsi="Arial"/>
           <w:b/>
           <w:color w:val="000000"/>
           <w:sz w:val="18"/>
@@ -864,54 +1046,102 @@
       </w:r>
       <w:r>
         <w:rPr>
-          <w:rFonts w:ascii="Arial" w:eastAsia="Arial" w:hAnsi="Arial" w:cs="Arial"/>
+          <w:rFonts w:ascii="Arial" w:hAnsi="Arial"/>
           <w:color w:val="000000"/>
           <w:sz w:val="18"/>
           <w:highlight w:val="lightGray"/>
         </w:rPr>
         <w:t xml:space="preserve"> [</w:t>
       </w:r>
-      <w:proofErr w:type="spellStart"/>
-      <w:r>
-        <w:rPr>
-          <w:rFonts w:ascii="Arial" w:eastAsia="Arial" w:hAnsi="Arial" w:cs="Arial"/>
-          <w:color w:val="000000"/>
-          <w:sz w:val="18"/>
-          <w:highlight w:val="lightGray"/>
-        </w:rPr>
-        <w:t>Chatgpt</w:t>
-      </w:r>
-      <w:proofErr w:type="spellEnd"/>
-      <w:r>
-        <w:rPr>
-          <w:rFonts w:ascii="Arial" w:eastAsia="Arial" w:hAnsi="Arial" w:cs="Arial"/>
-          <w:color w:val="000000"/>
-          <w:sz w:val="18"/>
-          <w:highlight w:val="lightGray"/>
-        </w:rPr>
-        <w:t xml:space="preserve"> (GPT</w:t>
-      </w:r>
-      <w:r>
-        <w:rPr>
-          <w:rFonts w:ascii="Cambria Math" w:eastAsia="Cambria Math" w:hAnsi="Cambria Math" w:cs="Cambria Math"/>
-          <w:color w:val="000000"/>
-          <w:sz w:val="18"/>
-          <w:highlight w:val="lightGray"/>
-        </w:rPr>
-        <w:t>‑</w:t>
-      </w:r>
-      <w:r>
-        <w:rPr>
-          <w:rFonts w:ascii="Arial" w:eastAsia="Arial" w:hAnsi="Arial" w:cs="Arial"/>
-          <w:color w:val="000000"/>
-          <w:sz w:val="18"/>
-          <w:highlight w:val="lightGray"/>
-        </w:rPr>
-        <w:t xml:space="preserve">5 Mini)] </w:t>
-      </w:r>
-      <w:r>
-        <w:rPr>
-          <w:rFonts w:ascii="Arial" w:eastAsia="Arial" w:hAnsi="Arial" w:cs="Arial"/>
+      <w:r>
+        <w:rPr>
+          <w:rFonts w:ascii="Arial" w:hAnsi="Arial" w:eastAsia="Arial" w:cs="Arial"/>
+          <w:b w:val="0"/>
+          <w:i w:val="0"/>
+          <w:color w:val="000000"/>
+          <w:sz w:val="18"/>
+          <w:highlight w:val="lightGray"/>
+        </w:rPr>
+        <w:t>C</w:t>
+      </w:r>
+      <w:r>
+        <w:rPr>
+          <w:rFonts w:ascii="Arial" w:hAnsi="Arial" w:eastAsia="Arial" w:cs="Arial"/>
+          <w:b w:val="0"/>
+          <w:i w:val="0"/>
+          <w:color w:val="000000"/>
+          <w:sz w:val="18"/>
+          <w:highlight w:val="lightGray"/>
+        </w:rPr>
+        <w:t>h</w:t>
+      </w:r>
+      <w:r>
+        <w:rPr>
+          <w:rFonts w:ascii="Arial" w:hAnsi="Arial" w:eastAsia="Arial" w:cs="Arial"/>
+          <w:b w:val="0"/>
+          <w:i w:val="0"/>
+          <w:color w:val="000000"/>
+          <w:sz w:val="18"/>
+          <w:highlight w:val="lightGray"/>
+        </w:rPr>
+        <w:t>a</w:t>
+      </w:r>
+      <w:r>
+        <w:rPr>
+          <w:rFonts w:ascii="Arial" w:hAnsi="Arial" w:eastAsia="Arial" w:cs="Arial"/>
+          <w:b w:val="0"/>
+          <w:i w:val="0"/>
+          <w:color w:val="000000"/>
+          <w:sz w:val="18"/>
+          <w:highlight w:val="lightGray"/>
+        </w:rPr>
+        <w:t>t</w:t>
+      </w:r>
+      <w:r>
+        <w:rPr>
+          <w:rFonts w:ascii="Arial" w:hAnsi="Arial" w:eastAsia="Arial" w:cs="Arial"/>
+          <w:b w:val="0"/>
+          <w:i w:val="0"/>
+          <w:color w:val="000000"/>
+          <w:sz w:val="18"/>
+          <w:highlight w:val="lightGray"/>
+        </w:rPr>
+        <w:t>G</w:t>
+      </w:r>
+      <w:r>
+        <w:rPr>
+          <w:rFonts w:ascii="Arial" w:hAnsi="Arial" w:eastAsia="Arial" w:cs="Arial"/>
+          <w:b w:val="0"/>
+          <w:i w:val="0"/>
+          <w:color w:val="000000"/>
+          <w:sz w:val="18"/>
+          <w:highlight w:val="lightGray"/>
+        </w:rPr>
+        <w:t>P</w:t>
+      </w:r>
+      <w:r>
+        <w:rPr>
+          <w:rFonts w:ascii="Arial" w:hAnsi="Arial" w:eastAsia="Arial" w:cs="Arial"/>
+          <w:b w:val="0"/>
+          <w:i w:val="0"/>
+          <w:color w:val="000000"/>
+          <w:sz w:val="18"/>
+          <w:highlight w:val="lightGray"/>
+        </w:rPr>
+        <w:t>T</w:t>
+      </w:r>
+      <w:r>
+        <w:rPr>
+          <w:rFonts w:ascii="Arial" w:hAnsi="Arial"/>
+          <w:color w:val="000000"/>
+          <w:sz w:val="18"/>
+          <w:highlight w:val="lightGray"/>
+        </w:rPr>
+        <w:t xml:space="preserve">] </w:t>
+      </w:r>
+      <w:r>
+        <w:rPr>
+          <w:rFonts w:ascii="Arial" w:hAnsi="Arial"/>
           <w:b/>
           <w:color w:val="000000"/>
           <w:sz w:val="18"/>
@@ -921,7 +1151,7 @@
       </w:r>
       <w:r>
         <w:rPr>
-          <w:rFonts w:ascii="Arial" w:eastAsia="Arial" w:hAnsi="Arial" w:cs="Arial"/>
+          <w:rFonts w:ascii="Arial" w:hAnsi="Arial"/>
           <w:color w:val="000000"/>
           <w:sz w:val="18"/>
           <w:highlight w:val="lightGray"/>
@@ -1182,7 +1412,7 @@
     <w:p>
       <w:r>
         <w:rPr>
-          <w:rFonts w:ascii="Arial" w:eastAsia="Arial" w:hAnsi="Arial" w:cs="Arial"/>
+          <w:rFonts w:ascii="Arial" w:hAnsi="Arial"/>
           <w:b/>
           <w:color w:val="000000"/>
           <w:sz w:val="18"/>
@@ -1192,27 +1422,25 @@
       </w:r>
       <w:r>
         <w:rPr>
-          <w:rFonts w:ascii="Arial" w:eastAsia="Arial" w:hAnsi="Arial" w:cs="Arial"/>
+          <w:rFonts w:ascii="Arial" w:hAnsi="Arial"/>
           <w:color w:val="000000"/>
           <w:sz w:val="18"/>
           <w:highlight w:val="lightGray"/>
         </w:rPr>
         <w:t xml:space="preserve">: Persons Table -&gt; ID Column: 1, </w:t>
       </w:r>
-      <w:proofErr w:type="spellStart"/>
-      <w:r>
-        <w:rPr>
-          <w:rFonts w:ascii="Arial" w:eastAsia="Arial" w:hAnsi="Arial" w:cs="Arial"/>
+      <w:r>
+        <w:rPr>
+          <w:rFonts w:ascii="Arial" w:hAnsi="Arial"/>
           <w:color w:val="000000"/>
           <w:sz w:val="18"/>
           <w:highlight w:val="lightGray"/>
         </w:rPr>
         <w:t>Name_En</w:t>
       </w:r>
-      <w:proofErr w:type="spellEnd"/>
-      <w:r>
-        <w:rPr>
-          <w:rFonts w:ascii="Arial" w:eastAsia="Arial" w:hAnsi="Arial" w:cs="Arial"/>
+      <w:r>
+        <w:rPr>
+          <w:rFonts w:ascii="Arial" w:hAnsi="Arial"/>
           <w:color w:val="000000"/>
           <w:sz w:val="18"/>
           <w:highlight w:val="lightGray"/>
@@ -1221,7 +1449,7 @@
       </w:r>
       <w:r>
         <w:rPr>
-          <w:rFonts w:ascii="Arial" w:eastAsia="Arial" w:hAnsi="Arial" w:cs="Arial"/>
+          <w:rFonts w:ascii="Arial" w:hAnsi="Arial"/>
           <w:b/>
           <w:color w:val="000000"/>
           <w:sz w:val="18"/>
@@ -1231,54 +1459,102 @@
       </w:r>
       <w:r>
         <w:rPr>
-          <w:rFonts w:ascii="Arial" w:eastAsia="Arial" w:hAnsi="Arial" w:cs="Arial"/>
+          <w:rFonts w:ascii="Arial" w:hAnsi="Arial"/>
           <w:color w:val="000000"/>
           <w:sz w:val="18"/>
           <w:highlight w:val="lightGray"/>
         </w:rPr>
         <w:t xml:space="preserve"> [</w:t>
       </w:r>
-      <w:proofErr w:type="spellStart"/>
-      <w:r>
-        <w:rPr>
-          <w:rFonts w:ascii="Arial" w:eastAsia="Arial" w:hAnsi="Arial" w:cs="Arial"/>
-          <w:color w:val="000000"/>
-          <w:sz w:val="18"/>
-          <w:highlight w:val="lightGray"/>
-        </w:rPr>
-        <w:t>Chatgpt</w:t>
-      </w:r>
-      <w:proofErr w:type="spellEnd"/>
-      <w:r>
-        <w:rPr>
-          <w:rFonts w:ascii="Arial" w:eastAsia="Arial" w:hAnsi="Arial" w:cs="Arial"/>
-          <w:color w:val="000000"/>
-          <w:sz w:val="18"/>
-          <w:highlight w:val="lightGray"/>
-        </w:rPr>
-        <w:t xml:space="preserve"> (GPT</w:t>
-      </w:r>
-      <w:r>
-        <w:rPr>
-          <w:rFonts w:ascii="Cambria Math" w:eastAsia="Cambria Math" w:hAnsi="Cambria Math" w:cs="Cambria Math"/>
-          <w:color w:val="000000"/>
-          <w:sz w:val="18"/>
-          <w:highlight w:val="lightGray"/>
-        </w:rPr>
-        <w:t>‑</w:t>
-      </w:r>
-      <w:r>
-        <w:rPr>
-          <w:rFonts w:ascii="Arial" w:eastAsia="Arial" w:hAnsi="Arial" w:cs="Arial"/>
-          <w:color w:val="000000"/>
-          <w:sz w:val="18"/>
-          <w:highlight w:val="lightGray"/>
-        </w:rPr>
-        <w:t xml:space="preserve">5 Mini)] </w:t>
-      </w:r>
-      <w:r>
-        <w:rPr>
-          <w:rFonts w:ascii="Arial" w:eastAsia="Arial" w:hAnsi="Arial" w:cs="Arial"/>
+      <w:r>
+        <w:rPr>
+          <w:rFonts w:ascii="Arial" w:hAnsi="Arial" w:eastAsia="Arial" w:cs="Arial"/>
+          <w:b w:val="0"/>
+          <w:i w:val="0"/>
+          <w:color w:val="000000"/>
+          <w:sz w:val="18"/>
+          <w:highlight w:val="lightGray"/>
+        </w:rPr>
+        <w:t>C</w:t>
+      </w:r>
+      <w:r>
+        <w:rPr>
+          <w:rFonts w:ascii="Arial" w:hAnsi="Arial" w:eastAsia="Arial" w:cs="Arial"/>
+          <w:b w:val="0"/>
+          <w:i w:val="0"/>
+          <w:color w:val="000000"/>
+          <w:sz w:val="18"/>
+          <w:highlight w:val="lightGray"/>
+        </w:rPr>
+        <w:t>h</w:t>
+      </w:r>
+      <w:r>
+        <w:rPr>
+          <w:rFonts w:ascii="Arial" w:hAnsi="Arial" w:eastAsia="Arial" w:cs="Arial"/>
+          <w:b w:val="0"/>
+          <w:i w:val="0"/>
+          <w:color w:val="000000"/>
+          <w:sz w:val="18"/>
+          <w:highlight w:val="lightGray"/>
+        </w:rPr>
+        <w:t>a</w:t>
+      </w:r>
+      <w:r>
+        <w:rPr>
+          <w:rFonts w:ascii="Arial" w:hAnsi="Arial" w:eastAsia="Arial" w:cs="Arial"/>
+          <w:b w:val="0"/>
+          <w:i w:val="0"/>
+          <w:color w:val="000000"/>
+          <w:sz w:val="18"/>
+          <w:highlight w:val="lightGray"/>
+        </w:rPr>
+        <w:t>t</w:t>
+      </w:r>
+      <w:r>
+        <w:rPr>
+          <w:rFonts w:ascii="Arial" w:hAnsi="Arial" w:eastAsia="Arial" w:cs="Arial"/>
+          <w:b w:val="0"/>
+          <w:i w:val="0"/>
+          <w:color w:val="000000"/>
+          <w:sz w:val="18"/>
+          <w:highlight w:val="lightGray"/>
+        </w:rPr>
+        <w:t>G</w:t>
+      </w:r>
+      <w:r>
+        <w:rPr>
+          <w:rFonts w:ascii="Arial" w:hAnsi="Arial" w:eastAsia="Arial" w:cs="Arial"/>
+          <w:b w:val="0"/>
+          <w:i w:val="0"/>
+          <w:color w:val="000000"/>
+          <w:sz w:val="18"/>
+          <w:highlight w:val="lightGray"/>
+        </w:rPr>
+        <w:t>P</w:t>
+      </w:r>
+      <w:r>
+        <w:rPr>
+          <w:rFonts w:ascii="Arial" w:hAnsi="Arial" w:eastAsia="Arial" w:cs="Arial"/>
+          <w:b w:val="0"/>
+          <w:i w:val="0"/>
+          <w:color w:val="000000"/>
+          <w:sz w:val="18"/>
+          <w:highlight w:val="lightGray"/>
+        </w:rPr>
+        <w:t>T</w:t>
+      </w:r>
+      <w:r>
+        <w:rPr>
+          <w:rFonts w:ascii="Arial" w:hAnsi="Arial"/>
+          <w:color w:val="000000"/>
+          <w:sz w:val="18"/>
+          <w:highlight w:val="lightGray"/>
+        </w:rPr>
+        <w:t xml:space="preserve">] </w:t>
+      </w:r>
+      <w:r>
+        <w:rPr>
+          <w:rFonts w:ascii="Arial" w:hAnsi="Arial"/>
           <w:b/>
           <w:color w:val="000000"/>
           <w:sz w:val="18"/>
@@ -1288,7 +1564,7 @@
       </w:r>
       <w:r>
         <w:rPr>
-          <w:rFonts w:ascii="Arial" w:eastAsia="Arial" w:hAnsi="Arial" w:cs="Arial"/>
+          <w:rFonts w:ascii="Arial" w:hAnsi="Arial"/>
           <w:color w:val="000000"/>
           <w:sz w:val="18"/>
           <w:highlight w:val="lightGray"/>
@@ -1473,7 +1749,7 @@
     <w:p>
       <w:r>
         <w:rPr>
-          <w:rFonts w:ascii="Arial" w:eastAsia="Arial" w:hAnsi="Arial" w:cs="Arial"/>
+          <w:rFonts w:ascii="Arial" w:hAnsi="Arial"/>
           <w:b/>
           <w:color w:val="000000"/>
           <w:sz w:val="18"/>
@@ -1483,27 +1759,25 @@
       </w:r>
       <w:r>
         <w:rPr>
-          <w:rFonts w:ascii="Arial" w:eastAsia="Arial" w:hAnsi="Arial" w:cs="Arial"/>
+          <w:rFonts w:ascii="Arial" w:hAnsi="Arial"/>
           <w:color w:val="000000"/>
           <w:sz w:val="18"/>
           <w:highlight w:val="lightGray"/>
         </w:rPr>
         <w:t xml:space="preserve">: Persons Table -&gt; ID Column: 1, </w:t>
       </w:r>
-      <w:proofErr w:type="spellStart"/>
-      <w:r>
-        <w:rPr>
-          <w:rFonts w:ascii="Arial" w:eastAsia="Arial" w:hAnsi="Arial" w:cs="Arial"/>
+      <w:r>
+        <w:rPr>
+          <w:rFonts w:ascii="Arial" w:hAnsi="Arial"/>
           <w:color w:val="000000"/>
           <w:sz w:val="18"/>
           <w:highlight w:val="lightGray"/>
         </w:rPr>
         <w:t>Name_En</w:t>
       </w:r>
-      <w:proofErr w:type="spellEnd"/>
-      <w:r>
-        <w:rPr>
-          <w:rFonts w:ascii="Arial" w:eastAsia="Arial" w:hAnsi="Arial" w:cs="Arial"/>
+      <w:r>
+        <w:rPr>
+          <w:rFonts w:ascii="Arial" w:hAnsi="Arial"/>
           <w:color w:val="000000"/>
           <w:sz w:val="18"/>
           <w:highlight w:val="lightGray"/>
@@ -1512,7 +1786,7 @@
       </w:r>
       <w:r>
         <w:rPr>
-          <w:rFonts w:ascii="Arial" w:eastAsia="Arial" w:hAnsi="Arial" w:cs="Arial"/>
+          <w:rFonts w:ascii="Arial" w:hAnsi="Arial"/>
           <w:b/>
           <w:color w:val="000000"/>
           <w:sz w:val="18"/>
@@ -1522,54 +1796,102 @@
       </w:r>
       <w:r>
         <w:rPr>
-          <w:rFonts w:ascii="Arial" w:eastAsia="Arial" w:hAnsi="Arial" w:cs="Arial"/>
+          <w:rFonts w:ascii="Arial" w:hAnsi="Arial"/>
           <w:color w:val="000000"/>
           <w:sz w:val="18"/>
           <w:highlight w:val="lightGray"/>
         </w:rPr>
         <w:t xml:space="preserve"> [</w:t>
       </w:r>
-      <w:proofErr w:type="spellStart"/>
-      <w:r>
-        <w:rPr>
-          <w:rFonts w:ascii="Arial" w:eastAsia="Arial" w:hAnsi="Arial" w:cs="Arial"/>
-          <w:color w:val="000000"/>
-          <w:sz w:val="18"/>
-          <w:highlight w:val="lightGray"/>
-        </w:rPr>
-        <w:t>Chatgpt</w:t>
-      </w:r>
-      <w:proofErr w:type="spellEnd"/>
-      <w:r>
-        <w:rPr>
-          <w:rFonts w:ascii="Arial" w:eastAsia="Arial" w:hAnsi="Arial" w:cs="Arial"/>
-          <w:color w:val="000000"/>
-          <w:sz w:val="18"/>
-          <w:highlight w:val="lightGray"/>
-        </w:rPr>
-        <w:t xml:space="preserve"> (GPT</w:t>
-      </w:r>
-      <w:r>
-        <w:rPr>
-          <w:rFonts w:ascii="Cambria Math" w:eastAsia="Cambria Math" w:hAnsi="Cambria Math" w:cs="Cambria Math"/>
-          <w:color w:val="000000"/>
-          <w:sz w:val="18"/>
-          <w:highlight w:val="lightGray"/>
-        </w:rPr>
-        <w:t>‑</w:t>
-      </w:r>
-      <w:r>
-        <w:rPr>
-          <w:rFonts w:ascii="Arial" w:eastAsia="Arial" w:hAnsi="Arial" w:cs="Arial"/>
-          <w:color w:val="000000"/>
-          <w:sz w:val="18"/>
-          <w:highlight w:val="lightGray"/>
-        </w:rPr>
-        <w:t xml:space="preserve">5 Mini)] </w:t>
-      </w:r>
-      <w:r>
-        <w:rPr>
-          <w:rFonts w:ascii="Arial" w:eastAsia="Arial" w:hAnsi="Arial" w:cs="Arial"/>
+      <w:r>
+        <w:rPr>
+          <w:rFonts w:ascii="Arial" w:hAnsi="Arial" w:eastAsia="Arial" w:cs="Arial"/>
+          <w:b w:val="0"/>
+          <w:i w:val="0"/>
+          <w:color w:val="000000"/>
+          <w:sz w:val="18"/>
+          <w:highlight w:val="lightGray"/>
+        </w:rPr>
+        <w:t>C</w:t>
+      </w:r>
+      <w:r>
+        <w:rPr>
+          <w:rFonts w:ascii="Arial" w:hAnsi="Arial" w:eastAsia="Arial" w:cs="Arial"/>
+          <w:b w:val="0"/>
+          <w:i w:val="0"/>
+          <w:color w:val="000000"/>
+          <w:sz w:val="18"/>
+          <w:highlight w:val="lightGray"/>
+        </w:rPr>
+        <w:t>h</w:t>
+      </w:r>
+      <w:r>
+        <w:rPr>
+          <w:rFonts w:ascii="Arial" w:hAnsi="Arial" w:eastAsia="Arial" w:cs="Arial"/>
+          <w:b w:val="0"/>
+          <w:i w:val="0"/>
+          <w:color w:val="000000"/>
+          <w:sz w:val="18"/>
+          <w:highlight w:val="lightGray"/>
+        </w:rPr>
+        <w:t>a</w:t>
+      </w:r>
+      <w:r>
+        <w:rPr>
+          <w:rFonts w:ascii="Arial" w:hAnsi="Arial" w:eastAsia="Arial" w:cs="Arial"/>
+          <w:b w:val="0"/>
+          <w:i w:val="0"/>
+          <w:color w:val="000000"/>
+          <w:sz w:val="18"/>
+          <w:highlight w:val="lightGray"/>
+        </w:rPr>
+        <w:t>t</w:t>
+      </w:r>
+      <w:r>
+        <w:rPr>
+          <w:rFonts w:ascii="Arial" w:hAnsi="Arial" w:eastAsia="Arial" w:cs="Arial"/>
+          <w:b w:val="0"/>
+          <w:i w:val="0"/>
+          <w:color w:val="000000"/>
+          <w:sz w:val="18"/>
+          <w:highlight w:val="lightGray"/>
+        </w:rPr>
+        <w:t>G</w:t>
+      </w:r>
+      <w:r>
+        <w:rPr>
+          <w:rFonts w:ascii="Arial" w:hAnsi="Arial" w:eastAsia="Arial" w:cs="Arial"/>
+          <w:b w:val="0"/>
+          <w:i w:val="0"/>
+          <w:color w:val="000000"/>
+          <w:sz w:val="18"/>
+          <w:highlight w:val="lightGray"/>
+        </w:rPr>
+        <w:t>P</w:t>
+      </w:r>
+      <w:r>
+        <w:rPr>
+          <w:rFonts w:ascii="Arial" w:hAnsi="Arial" w:eastAsia="Arial" w:cs="Arial"/>
+          <w:b w:val="0"/>
+          <w:i w:val="0"/>
+          <w:color w:val="000000"/>
+          <w:sz w:val="18"/>
+          <w:highlight w:val="lightGray"/>
+        </w:rPr>
+        <w:t>T</w:t>
+      </w:r>
+      <w:r>
+        <w:rPr>
+          <w:rFonts w:ascii="Arial" w:hAnsi="Arial"/>
+          <w:color w:val="000000"/>
+          <w:sz w:val="18"/>
+          <w:highlight w:val="lightGray"/>
+        </w:rPr>
+        <w:t xml:space="preserve">] </w:t>
+      </w:r>
+      <w:r>
+        <w:rPr>
+          <w:rFonts w:ascii="Arial" w:hAnsi="Arial"/>
           <w:b/>
           <w:color w:val="000000"/>
           <w:sz w:val="18"/>
@@ -1579,7 +1901,7 @@
       </w:r>
       <w:r>
         <w:rPr>
-          <w:rFonts w:ascii="Arial" w:eastAsia="Arial" w:hAnsi="Arial" w:cs="Arial"/>
+          <w:rFonts w:ascii="Arial" w:hAnsi="Arial"/>
           <w:color w:val="000000"/>
           <w:sz w:val="18"/>
           <w:highlight w:val="lightGray"/>
@@ -1647,7 +1969,7 @@
     <w:p>
       <w:r>
         <w:rPr>
-          <w:rFonts w:ascii="Arial" w:eastAsia="Arial" w:hAnsi="Arial" w:cs="Arial"/>
+          <w:rFonts w:ascii="Arial" w:hAnsi="Arial"/>
           <w:b/>
           <w:color w:val="000000"/>
           <w:sz w:val="18"/>
@@ -1657,27 +1979,25 @@
       </w:r>
       <w:r>
         <w:rPr>
-          <w:rFonts w:ascii="Arial" w:eastAsia="Arial" w:hAnsi="Arial" w:cs="Arial"/>
+          <w:rFonts w:ascii="Arial" w:hAnsi="Arial"/>
           <w:color w:val="000000"/>
           <w:sz w:val="18"/>
           <w:highlight w:val="lightGray"/>
         </w:rPr>
         <w:t xml:space="preserve">: Persons Table -&gt; ID Column: 1, </w:t>
       </w:r>
-      <w:proofErr w:type="spellStart"/>
-      <w:r>
-        <w:rPr>
-          <w:rFonts w:ascii="Arial" w:eastAsia="Arial" w:hAnsi="Arial" w:cs="Arial"/>
+      <w:r>
+        <w:rPr>
+          <w:rFonts w:ascii="Arial" w:hAnsi="Arial"/>
           <w:color w:val="000000"/>
           <w:sz w:val="18"/>
           <w:highlight w:val="lightGray"/>
         </w:rPr>
         <w:t>Name_En</w:t>
       </w:r>
-      <w:proofErr w:type="spellEnd"/>
-      <w:r>
-        <w:rPr>
-          <w:rFonts w:ascii="Arial" w:eastAsia="Arial" w:hAnsi="Arial" w:cs="Arial"/>
+      <w:r>
+        <w:rPr>
+          <w:rFonts w:ascii="Arial" w:hAnsi="Arial"/>
           <w:color w:val="000000"/>
           <w:sz w:val="18"/>
           <w:highlight w:val="lightGray"/>
@@ -1686,7 +2006,7 @@
       </w:r>
       <w:r>
         <w:rPr>
-          <w:rFonts w:ascii="Arial" w:eastAsia="Arial" w:hAnsi="Arial" w:cs="Arial"/>
+          <w:rFonts w:ascii="Arial" w:hAnsi="Arial"/>
           <w:b/>
           <w:color w:val="000000"/>
           <w:sz w:val="18"/>
@@ -1696,54 +2016,102 @@
       </w:r>
       <w:r>
         <w:rPr>
-          <w:rFonts w:ascii="Arial" w:eastAsia="Arial" w:hAnsi="Arial" w:cs="Arial"/>
+          <w:rFonts w:ascii="Arial" w:hAnsi="Arial"/>
           <w:color w:val="000000"/>
           <w:sz w:val="18"/>
           <w:highlight w:val="lightGray"/>
         </w:rPr>
         <w:t xml:space="preserve"> [</w:t>
       </w:r>
-      <w:proofErr w:type="spellStart"/>
-      <w:r>
-        <w:rPr>
-          <w:rFonts w:ascii="Arial" w:eastAsia="Arial" w:hAnsi="Arial" w:cs="Arial"/>
-          <w:color w:val="000000"/>
-          <w:sz w:val="18"/>
-          <w:highlight w:val="lightGray"/>
-        </w:rPr>
-        <w:t>Chatgpt</w:t>
-      </w:r>
-      <w:proofErr w:type="spellEnd"/>
-      <w:r>
-        <w:rPr>
-          <w:rFonts w:ascii="Arial" w:eastAsia="Arial" w:hAnsi="Arial" w:cs="Arial"/>
-          <w:color w:val="000000"/>
-          <w:sz w:val="18"/>
-          <w:highlight w:val="lightGray"/>
-        </w:rPr>
-        <w:t xml:space="preserve"> (GPT</w:t>
-      </w:r>
-      <w:r>
-        <w:rPr>
-          <w:rFonts w:ascii="Cambria Math" w:eastAsia="Cambria Math" w:hAnsi="Cambria Math" w:cs="Cambria Math"/>
-          <w:color w:val="000000"/>
-          <w:sz w:val="18"/>
-          <w:highlight w:val="lightGray"/>
-        </w:rPr>
-        <w:t>‑</w:t>
-      </w:r>
-      <w:r>
-        <w:rPr>
-          <w:rFonts w:ascii="Arial" w:eastAsia="Arial" w:hAnsi="Arial" w:cs="Arial"/>
-          <w:color w:val="000000"/>
-          <w:sz w:val="18"/>
-          <w:highlight w:val="lightGray"/>
-        </w:rPr>
-        <w:t xml:space="preserve">5 Mini)] </w:t>
-      </w:r>
-      <w:r>
-        <w:rPr>
-          <w:rFonts w:ascii="Arial" w:eastAsia="Arial" w:hAnsi="Arial" w:cs="Arial"/>
+      <w:r>
+        <w:rPr>
+          <w:rFonts w:ascii="Arial" w:hAnsi="Arial" w:eastAsia="Arial" w:cs="Arial"/>
+          <w:b w:val="0"/>
+          <w:i w:val="0"/>
+          <w:color w:val="000000"/>
+          <w:sz w:val="18"/>
+          <w:highlight w:val="lightGray"/>
+        </w:rPr>
+        <w:t>C</w:t>
+      </w:r>
+      <w:r>
+        <w:rPr>
+          <w:rFonts w:ascii="Arial" w:hAnsi="Arial" w:eastAsia="Arial" w:cs="Arial"/>
+          <w:b w:val="0"/>
+          <w:i w:val="0"/>
+          <w:color w:val="000000"/>
+          <w:sz w:val="18"/>
+          <w:highlight w:val="lightGray"/>
+        </w:rPr>
+        <w:t>h</w:t>
+      </w:r>
+      <w:r>
+        <w:rPr>
+          <w:rFonts w:ascii="Arial" w:hAnsi="Arial" w:eastAsia="Arial" w:cs="Arial"/>
+          <w:b w:val="0"/>
+          <w:i w:val="0"/>
+          <w:color w:val="000000"/>
+          <w:sz w:val="18"/>
+          <w:highlight w:val="lightGray"/>
+        </w:rPr>
+        <w:t>a</w:t>
+      </w:r>
+      <w:r>
+        <w:rPr>
+          <w:rFonts w:ascii="Arial" w:hAnsi="Arial" w:eastAsia="Arial" w:cs="Arial"/>
+          <w:b w:val="0"/>
+          <w:i w:val="0"/>
+          <w:color w:val="000000"/>
+          <w:sz w:val="18"/>
+          <w:highlight w:val="lightGray"/>
+        </w:rPr>
+        <w:t>t</w:t>
+      </w:r>
+      <w:r>
+        <w:rPr>
+          <w:rFonts w:ascii="Arial" w:hAnsi="Arial" w:eastAsia="Arial" w:cs="Arial"/>
+          <w:b w:val="0"/>
+          <w:i w:val="0"/>
+          <w:color w:val="000000"/>
+          <w:sz w:val="18"/>
+          <w:highlight w:val="lightGray"/>
+        </w:rPr>
+        <w:t>G</w:t>
+      </w:r>
+      <w:r>
+        <w:rPr>
+          <w:rFonts w:ascii="Arial" w:hAnsi="Arial" w:eastAsia="Arial" w:cs="Arial"/>
+          <w:b w:val="0"/>
+          <w:i w:val="0"/>
+          <w:color w:val="000000"/>
+          <w:sz w:val="18"/>
+          <w:highlight w:val="lightGray"/>
+        </w:rPr>
+        <w:t>P</w:t>
+      </w:r>
+      <w:r>
+        <w:rPr>
+          <w:rFonts w:ascii="Arial" w:hAnsi="Arial" w:eastAsia="Arial" w:cs="Arial"/>
+          <w:b w:val="0"/>
+          <w:i w:val="0"/>
+          <w:color w:val="000000"/>
+          <w:sz w:val="18"/>
+          <w:highlight w:val="lightGray"/>
+        </w:rPr>
+        <w:t>T</w:t>
+      </w:r>
+      <w:r>
+        <w:rPr>
+          <w:rFonts w:ascii="Arial" w:hAnsi="Arial"/>
+          <w:color w:val="000000"/>
+          <w:sz w:val="18"/>
+          <w:highlight w:val="lightGray"/>
+        </w:rPr>
+        <w:t xml:space="preserve">] </w:t>
+      </w:r>
+      <w:r>
+        <w:rPr>
+          <w:rFonts w:ascii="Arial" w:hAnsi="Arial"/>
           <w:b/>
           <w:color w:val="000000"/>
           <w:sz w:val="18"/>
@@ -1753,7 +2121,7 @@
       </w:r>
       <w:r>
         <w:rPr>
-          <w:rFonts w:ascii="Arial" w:eastAsia="Arial" w:hAnsi="Arial" w:cs="Arial"/>
+          <w:rFonts w:ascii="Arial" w:hAnsi="Arial"/>
           <w:color w:val="000000"/>
           <w:sz w:val="18"/>
           <w:highlight w:val="lightGray"/>
@@ -1827,7 +2195,7 @@
     <w:p>
       <w:r>
         <w:rPr>
-          <w:rFonts w:ascii="Arial" w:eastAsia="Arial" w:hAnsi="Arial" w:cs="Arial"/>
+          <w:rFonts w:ascii="Arial" w:hAnsi="Arial"/>
           <w:b/>
           <w:color w:val="000000"/>
           <w:sz w:val="18"/>
@@ -1837,27 +2205,25 @@
       </w:r>
       <w:r>
         <w:rPr>
-          <w:rFonts w:ascii="Arial" w:eastAsia="Arial" w:hAnsi="Arial" w:cs="Arial"/>
+          <w:rFonts w:ascii="Arial" w:hAnsi="Arial"/>
           <w:color w:val="000000"/>
           <w:sz w:val="18"/>
           <w:highlight w:val="lightGray"/>
         </w:rPr>
         <w:t xml:space="preserve">: Persons Table -&gt; ID Column: 1, </w:t>
       </w:r>
-      <w:proofErr w:type="spellStart"/>
-      <w:r>
-        <w:rPr>
-          <w:rFonts w:ascii="Arial" w:eastAsia="Arial" w:hAnsi="Arial" w:cs="Arial"/>
+      <w:r>
+        <w:rPr>
+          <w:rFonts w:ascii="Arial" w:hAnsi="Arial"/>
           <w:color w:val="000000"/>
           <w:sz w:val="18"/>
           <w:highlight w:val="lightGray"/>
         </w:rPr>
         <w:t>Name_En</w:t>
       </w:r>
-      <w:proofErr w:type="spellEnd"/>
-      <w:r>
-        <w:rPr>
-          <w:rFonts w:ascii="Arial" w:eastAsia="Arial" w:hAnsi="Arial" w:cs="Arial"/>
+      <w:r>
+        <w:rPr>
+          <w:rFonts w:ascii="Arial" w:hAnsi="Arial"/>
           <w:color w:val="000000"/>
           <w:sz w:val="18"/>
           <w:highlight w:val="lightGray"/>
@@ -1866,7 +2232,7 @@
       </w:r>
       <w:r>
         <w:rPr>
-          <w:rFonts w:ascii="Arial" w:eastAsia="Arial" w:hAnsi="Arial" w:cs="Arial"/>
+          <w:rFonts w:ascii="Arial" w:hAnsi="Arial"/>
           <w:b/>
           <w:color w:val="000000"/>
           <w:sz w:val="18"/>
@@ -1876,54 +2242,102 @@
       </w:r>
       <w:r>
         <w:rPr>
-          <w:rFonts w:ascii="Arial" w:eastAsia="Arial" w:hAnsi="Arial" w:cs="Arial"/>
+          <w:rFonts w:ascii="Arial" w:hAnsi="Arial"/>
           <w:color w:val="000000"/>
           <w:sz w:val="18"/>
           <w:highlight w:val="lightGray"/>
         </w:rPr>
         <w:t xml:space="preserve"> [</w:t>
       </w:r>
-      <w:proofErr w:type="spellStart"/>
-      <w:r>
-        <w:rPr>
-          <w:rFonts w:ascii="Arial" w:eastAsia="Arial" w:hAnsi="Arial" w:cs="Arial"/>
-          <w:color w:val="000000"/>
-          <w:sz w:val="18"/>
-          <w:highlight w:val="lightGray"/>
-        </w:rPr>
-        <w:t>Chatgpt</w:t>
-      </w:r>
-      <w:proofErr w:type="spellEnd"/>
-      <w:r>
-        <w:rPr>
-          <w:rFonts w:ascii="Arial" w:eastAsia="Arial" w:hAnsi="Arial" w:cs="Arial"/>
-          <w:color w:val="000000"/>
-          <w:sz w:val="18"/>
-          <w:highlight w:val="lightGray"/>
-        </w:rPr>
-        <w:t xml:space="preserve"> (GPT</w:t>
-      </w:r>
-      <w:r>
-        <w:rPr>
-          <w:rFonts w:ascii="Cambria Math" w:eastAsia="Cambria Math" w:hAnsi="Cambria Math" w:cs="Cambria Math"/>
-          <w:color w:val="000000"/>
-          <w:sz w:val="18"/>
-          <w:highlight w:val="lightGray"/>
-        </w:rPr>
-        <w:t>‑</w:t>
-      </w:r>
-      <w:r>
-        <w:rPr>
-          <w:rFonts w:ascii="Arial" w:eastAsia="Arial" w:hAnsi="Arial" w:cs="Arial"/>
-          <w:color w:val="000000"/>
-          <w:sz w:val="18"/>
-          <w:highlight w:val="lightGray"/>
-        </w:rPr>
-        <w:t xml:space="preserve">5 Mini)] </w:t>
-      </w:r>
-      <w:r>
-        <w:rPr>
-          <w:rFonts w:ascii="Arial" w:eastAsia="Arial" w:hAnsi="Arial" w:cs="Arial"/>
+      <w:r>
+        <w:rPr>
+          <w:rFonts w:ascii="Arial" w:hAnsi="Arial" w:eastAsia="Arial" w:cs="Arial"/>
+          <w:b w:val="0"/>
+          <w:i w:val="0"/>
+          <w:color w:val="000000"/>
+          <w:sz w:val="18"/>
+          <w:highlight w:val="lightGray"/>
+        </w:rPr>
+        <w:t>C</w:t>
+      </w:r>
+      <w:r>
+        <w:rPr>
+          <w:rFonts w:ascii="Arial" w:hAnsi="Arial" w:eastAsia="Arial" w:cs="Arial"/>
+          <w:b w:val="0"/>
+          <w:i w:val="0"/>
+          <w:color w:val="000000"/>
+          <w:sz w:val="18"/>
+          <w:highlight w:val="lightGray"/>
+        </w:rPr>
+        <w:t>h</w:t>
+      </w:r>
+      <w:r>
+        <w:rPr>
+          <w:rFonts w:ascii="Arial" w:hAnsi="Arial" w:eastAsia="Arial" w:cs="Arial"/>
+          <w:b w:val="0"/>
+          <w:i w:val="0"/>
+          <w:color w:val="000000"/>
+          <w:sz w:val="18"/>
+          <w:highlight w:val="lightGray"/>
+        </w:rPr>
+        <w:t>a</w:t>
+      </w:r>
+      <w:r>
+        <w:rPr>
+          <w:rFonts w:ascii="Arial" w:hAnsi="Arial" w:eastAsia="Arial" w:cs="Arial"/>
+          <w:b w:val="0"/>
+          <w:i w:val="0"/>
+          <w:color w:val="000000"/>
+          <w:sz w:val="18"/>
+          <w:highlight w:val="lightGray"/>
+        </w:rPr>
+        <w:t>t</w:t>
+      </w:r>
+      <w:r>
+        <w:rPr>
+          <w:rFonts w:ascii="Arial" w:hAnsi="Arial" w:eastAsia="Arial" w:cs="Arial"/>
+          <w:b w:val="0"/>
+          <w:i w:val="0"/>
+          <w:color w:val="000000"/>
+          <w:sz w:val="18"/>
+          <w:highlight w:val="lightGray"/>
+        </w:rPr>
+        <w:t>G</w:t>
+      </w:r>
+      <w:r>
+        <w:rPr>
+          <w:rFonts w:ascii="Arial" w:hAnsi="Arial" w:eastAsia="Arial" w:cs="Arial"/>
+          <w:b w:val="0"/>
+          <w:i w:val="0"/>
+          <w:color w:val="000000"/>
+          <w:sz w:val="18"/>
+          <w:highlight w:val="lightGray"/>
+        </w:rPr>
+        <w:t>P</w:t>
+      </w:r>
+      <w:r>
+        <w:rPr>
+          <w:rFonts w:ascii="Arial" w:hAnsi="Arial" w:eastAsia="Arial" w:cs="Arial"/>
+          <w:b w:val="0"/>
+          <w:i w:val="0"/>
+          <w:color w:val="000000"/>
+          <w:sz w:val="18"/>
+          <w:highlight w:val="lightGray"/>
+        </w:rPr>
+        <w:t>T</w:t>
+      </w:r>
+      <w:r>
+        <w:rPr>
+          <w:rFonts w:ascii="Arial" w:hAnsi="Arial"/>
+          <w:color w:val="000000"/>
+          <w:sz w:val="18"/>
+          <w:highlight w:val="lightGray"/>
+        </w:rPr>
+        <w:t xml:space="preserve">] </w:t>
+      </w:r>
+      <w:r>
+        <w:rPr>
+          <w:rFonts w:ascii="Arial" w:hAnsi="Arial"/>
           <w:b/>
           <w:color w:val="000000"/>
           <w:sz w:val="18"/>
@@ -1933,7 +2347,7 @@
       </w:r>
       <w:r>
         <w:rPr>
-          <w:rFonts w:ascii="Arial" w:eastAsia="Arial" w:hAnsi="Arial" w:cs="Arial"/>
+          <w:rFonts w:ascii="Arial" w:hAnsi="Arial"/>
           <w:color w:val="000000"/>
           <w:sz w:val="18"/>
           <w:highlight w:val="lightGray"/>
@@ -2109,7 +2523,7 @@
     <w:p>
       <w:r>
         <w:rPr>
-          <w:rFonts w:ascii="Arial" w:eastAsia="Arial" w:hAnsi="Arial" w:cs="Arial"/>
+          <w:rFonts w:ascii="Arial" w:hAnsi="Arial"/>
           <w:b/>
           <w:color w:val="000000"/>
           <w:sz w:val="18"/>
@@ -2119,27 +2533,25 @@
       </w:r>
       <w:r>
         <w:rPr>
-          <w:rFonts w:ascii="Arial" w:eastAsia="Arial" w:hAnsi="Arial" w:cs="Arial"/>
+          <w:rFonts w:ascii="Arial" w:hAnsi="Arial"/>
           <w:color w:val="000000"/>
           <w:sz w:val="18"/>
           <w:highlight w:val="lightGray"/>
         </w:rPr>
         <w:t xml:space="preserve">: Persons Table -&gt; ID Column: 1, </w:t>
       </w:r>
-      <w:proofErr w:type="spellStart"/>
-      <w:r>
-        <w:rPr>
-          <w:rFonts w:ascii="Arial" w:eastAsia="Arial" w:hAnsi="Arial" w:cs="Arial"/>
+      <w:r>
+        <w:rPr>
+          <w:rFonts w:ascii="Arial" w:hAnsi="Arial"/>
           <w:color w:val="000000"/>
           <w:sz w:val="18"/>
           <w:highlight w:val="lightGray"/>
         </w:rPr>
         <w:t>Name_En</w:t>
       </w:r>
-      <w:proofErr w:type="spellEnd"/>
-      <w:r>
-        <w:rPr>
-          <w:rFonts w:ascii="Arial" w:eastAsia="Arial" w:hAnsi="Arial" w:cs="Arial"/>
+      <w:r>
+        <w:rPr>
+          <w:rFonts w:ascii="Arial" w:hAnsi="Arial"/>
           <w:color w:val="000000"/>
           <w:sz w:val="18"/>
           <w:highlight w:val="lightGray"/>
@@ -2148,7 +2560,7 @@
       </w:r>
       <w:r>
         <w:rPr>
-          <w:rFonts w:ascii="Arial" w:eastAsia="Arial" w:hAnsi="Arial" w:cs="Arial"/>
+          <w:rFonts w:ascii="Arial" w:hAnsi="Arial"/>
           <w:b/>
           <w:color w:val="000000"/>
           <w:sz w:val="18"/>
@@ -2158,54 +2570,102 @@
       </w:r>
       <w:r>
         <w:rPr>
-          <w:rFonts w:ascii="Arial" w:eastAsia="Arial" w:hAnsi="Arial" w:cs="Arial"/>
+          <w:rFonts w:ascii="Arial" w:hAnsi="Arial"/>
           <w:color w:val="000000"/>
           <w:sz w:val="18"/>
           <w:highlight w:val="lightGray"/>
         </w:rPr>
         <w:t xml:space="preserve"> [</w:t>
       </w:r>
-      <w:proofErr w:type="spellStart"/>
-      <w:r>
-        <w:rPr>
-          <w:rFonts w:ascii="Arial" w:eastAsia="Arial" w:hAnsi="Arial" w:cs="Arial"/>
-          <w:color w:val="000000"/>
-          <w:sz w:val="18"/>
-          <w:highlight w:val="lightGray"/>
-        </w:rPr>
-        <w:t>Chatgpt</w:t>
-      </w:r>
-      <w:proofErr w:type="spellEnd"/>
-      <w:r>
-        <w:rPr>
-          <w:rFonts w:ascii="Arial" w:eastAsia="Arial" w:hAnsi="Arial" w:cs="Arial"/>
-          <w:color w:val="000000"/>
-          <w:sz w:val="18"/>
-          <w:highlight w:val="lightGray"/>
-        </w:rPr>
-        <w:t xml:space="preserve"> (GPT</w:t>
-      </w:r>
-      <w:r>
-        <w:rPr>
-          <w:rFonts w:ascii="Cambria Math" w:eastAsia="Cambria Math" w:hAnsi="Cambria Math" w:cs="Cambria Math"/>
-          <w:color w:val="000000"/>
-          <w:sz w:val="18"/>
-          <w:highlight w:val="lightGray"/>
-        </w:rPr>
-        <w:t>‑</w:t>
-      </w:r>
-      <w:r>
-        <w:rPr>
-          <w:rFonts w:ascii="Arial" w:eastAsia="Arial" w:hAnsi="Arial" w:cs="Arial"/>
-          <w:color w:val="000000"/>
-          <w:sz w:val="18"/>
-          <w:highlight w:val="lightGray"/>
-        </w:rPr>
-        <w:t xml:space="preserve">5 Mini)] </w:t>
-      </w:r>
-      <w:r>
-        <w:rPr>
-          <w:rFonts w:ascii="Arial" w:eastAsia="Arial" w:hAnsi="Arial" w:cs="Arial"/>
+      <w:r>
+        <w:rPr>
+          <w:rFonts w:ascii="Arial" w:hAnsi="Arial" w:eastAsia="Arial" w:cs="Arial"/>
+          <w:b w:val="0"/>
+          <w:i w:val="0"/>
+          <w:color w:val="000000"/>
+          <w:sz w:val="18"/>
+          <w:highlight w:val="lightGray"/>
+        </w:rPr>
+        <w:t>C</w:t>
+      </w:r>
+      <w:r>
+        <w:rPr>
+          <w:rFonts w:ascii="Arial" w:hAnsi="Arial" w:eastAsia="Arial" w:cs="Arial"/>
+          <w:b w:val="0"/>
+          <w:i w:val="0"/>
+          <w:color w:val="000000"/>
+          <w:sz w:val="18"/>
+          <w:highlight w:val="lightGray"/>
+        </w:rPr>
+        <w:t>h</w:t>
+      </w:r>
+      <w:r>
+        <w:rPr>
+          <w:rFonts w:ascii="Arial" w:hAnsi="Arial" w:eastAsia="Arial" w:cs="Arial"/>
+          <w:b w:val="0"/>
+          <w:i w:val="0"/>
+          <w:color w:val="000000"/>
+          <w:sz w:val="18"/>
+          <w:highlight w:val="lightGray"/>
+        </w:rPr>
+        <w:t>a</w:t>
+      </w:r>
+      <w:r>
+        <w:rPr>
+          <w:rFonts w:ascii="Arial" w:hAnsi="Arial" w:eastAsia="Arial" w:cs="Arial"/>
+          <w:b w:val="0"/>
+          <w:i w:val="0"/>
+          <w:color w:val="000000"/>
+          <w:sz w:val="18"/>
+          <w:highlight w:val="lightGray"/>
+        </w:rPr>
+        <w:t>t</w:t>
+      </w:r>
+      <w:r>
+        <w:rPr>
+          <w:rFonts w:ascii="Arial" w:hAnsi="Arial" w:eastAsia="Arial" w:cs="Arial"/>
+          <w:b w:val="0"/>
+          <w:i w:val="0"/>
+          <w:color w:val="000000"/>
+          <w:sz w:val="18"/>
+          <w:highlight w:val="lightGray"/>
+        </w:rPr>
+        <w:t>G</w:t>
+      </w:r>
+      <w:r>
+        <w:rPr>
+          <w:rFonts w:ascii="Arial" w:hAnsi="Arial" w:eastAsia="Arial" w:cs="Arial"/>
+          <w:b w:val="0"/>
+          <w:i w:val="0"/>
+          <w:color w:val="000000"/>
+          <w:sz w:val="18"/>
+          <w:highlight w:val="lightGray"/>
+        </w:rPr>
+        <w:t>P</w:t>
+      </w:r>
+      <w:r>
+        <w:rPr>
+          <w:rFonts w:ascii="Arial" w:hAnsi="Arial" w:eastAsia="Arial" w:cs="Arial"/>
+          <w:b w:val="0"/>
+          <w:i w:val="0"/>
+          <w:color w:val="000000"/>
+          <w:sz w:val="18"/>
+          <w:highlight w:val="lightGray"/>
+        </w:rPr>
+        <w:t>T</w:t>
+      </w:r>
+      <w:r>
+        <w:rPr>
+          <w:rFonts w:ascii="Arial" w:hAnsi="Arial"/>
+          <w:color w:val="000000"/>
+          <w:sz w:val="18"/>
+          <w:highlight w:val="lightGray"/>
+        </w:rPr>
+        <w:t xml:space="preserve">] </w:t>
+      </w:r>
+      <w:r>
+        <w:rPr>
+          <w:rFonts w:ascii="Arial" w:hAnsi="Arial"/>
           <w:b/>
           <w:color w:val="000000"/>
           <w:sz w:val="18"/>
@@ -2215,7 +2675,7 @@
       </w:r>
       <w:r>
         <w:rPr>
-          <w:rFonts w:ascii="Arial" w:eastAsia="Arial" w:hAnsi="Arial" w:cs="Arial"/>
+          <w:rFonts w:ascii="Arial" w:hAnsi="Arial"/>
           <w:color w:val="000000"/>
           <w:sz w:val="18"/>
           <w:highlight w:val="lightGray"/>
@@ -2316,7 +2776,7 @@
     <w:p>
       <w:r>
         <w:rPr>
-          <w:rFonts w:ascii="Arial" w:eastAsia="Arial" w:hAnsi="Arial" w:cs="Arial"/>
+          <w:rFonts w:ascii="Arial" w:hAnsi="Arial"/>
           <w:b/>
           <w:color w:val="000000"/>
           <w:sz w:val="18"/>
@@ -2326,27 +2786,25 @@
       </w:r>
       <w:r>
         <w:rPr>
-          <w:rFonts w:ascii="Arial" w:eastAsia="Arial" w:hAnsi="Arial" w:cs="Arial"/>
+          <w:rFonts w:ascii="Arial" w:hAnsi="Arial"/>
           <w:color w:val="000000"/>
           <w:sz w:val="18"/>
           <w:highlight w:val="lightGray"/>
         </w:rPr>
         <w:t xml:space="preserve">: Persons Table -&gt; ID Column: 1, </w:t>
       </w:r>
-      <w:proofErr w:type="spellStart"/>
-      <w:r>
-        <w:rPr>
-          <w:rFonts w:ascii="Arial" w:eastAsia="Arial" w:hAnsi="Arial" w:cs="Arial"/>
+      <w:r>
+        <w:rPr>
+          <w:rFonts w:ascii="Arial" w:hAnsi="Arial"/>
           <w:color w:val="000000"/>
           <w:sz w:val="18"/>
           <w:highlight w:val="lightGray"/>
         </w:rPr>
         <w:t>Name_En</w:t>
       </w:r>
-      <w:proofErr w:type="spellEnd"/>
-      <w:r>
-        <w:rPr>
-          <w:rFonts w:ascii="Arial" w:eastAsia="Arial" w:hAnsi="Arial" w:cs="Arial"/>
+      <w:r>
+        <w:rPr>
+          <w:rFonts w:ascii="Arial" w:hAnsi="Arial"/>
           <w:color w:val="000000"/>
           <w:sz w:val="18"/>
           <w:highlight w:val="lightGray"/>
@@ -2355,7 +2813,7 @@
       </w:r>
       <w:r>
         <w:rPr>
-          <w:rFonts w:ascii="Arial" w:eastAsia="Arial" w:hAnsi="Arial" w:cs="Arial"/>
+          <w:rFonts w:ascii="Arial" w:hAnsi="Arial"/>
           <w:b/>
           <w:color w:val="000000"/>
           <w:sz w:val="18"/>
@@ -2365,54 +2823,102 @@
       </w:r>
       <w:r>
         <w:rPr>
-          <w:rFonts w:ascii="Arial" w:eastAsia="Arial" w:hAnsi="Arial" w:cs="Arial"/>
+          <w:rFonts w:ascii="Arial" w:hAnsi="Arial"/>
           <w:color w:val="000000"/>
           <w:sz w:val="18"/>
           <w:highlight w:val="lightGray"/>
         </w:rPr>
         <w:t xml:space="preserve"> [</w:t>
       </w:r>
-      <w:proofErr w:type="spellStart"/>
-      <w:r>
-        <w:rPr>
-          <w:rFonts w:ascii="Arial" w:eastAsia="Arial" w:hAnsi="Arial" w:cs="Arial"/>
-          <w:color w:val="000000"/>
-          <w:sz w:val="18"/>
-          <w:highlight w:val="lightGray"/>
-        </w:rPr>
-        <w:t>Chatgpt</w:t>
-      </w:r>
-      <w:proofErr w:type="spellEnd"/>
-      <w:r>
-        <w:rPr>
-          <w:rFonts w:ascii="Arial" w:eastAsia="Arial" w:hAnsi="Arial" w:cs="Arial"/>
-          <w:color w:val="000000"/>
-          <w:sz w:val="18"/>
-          <w:highlight w:val="lightGray"/>
-        </w:rPr>
-        <w:t xml:space="preserve"> (GPT</w:t>
-      </w:r>
-      <w:r>
-        <w:rPr>
-          <w:rFonts w:ascii="Cambria Math" w:eastAsia="Cambria Math" w:hAnsi="Cambria Math" w:cs="Cambria Math"/>
-          <w:color w:val="000000"/>
-          <w:sz w:val="18"/>
-          <w:highlight w:val="lightGray"/>
-        </w:rPr>
-        <w:t>‑</w:t>
-      </w:r>
-      <w:r>
-        <w:rPr>
-          <w:rFonts w:ascii="Arial" w:eastAsia="Arial" w:hAnsi="Arial" w:cs="Arial"/>
-          <w:color w:val="000000"/>
-          <w:sz w:val="18"/>
-          <w:highlight w:val="lightGray"/>
-        </w:rPr>
-        <w:t xml:space="preserve">5 Mini)] </w:t>
-      </w:r>
-      <w:r>
-        <w:rPr>
-          <w:rFonts w:ascii="Arial" w:eastAsia="Arial" w:hAnsi="Arial" w:cs="Arial"/>
+      <w:r>
+        <w:rPr>
+          <w:rFonts w:ascii="Arial" w:hAnsi="Arial" w:eastAsia="Arial" w:cs="Arial"/>
+          <w:b w:val="0"/>
+          <w:i w:val="0"/>
+          <w:color w:val="000000"/>
+          <w:sz w:val="18"/>
+          <w:highlight w:val="lightGray"/>
+        </w:rPr>
+        <w:t>C</w:t>
+      </w:r>
+      <w:r>
+        <w:rPr>
+          <w:rFonts w:ascii="Arial" w:hAnsi="Arial" w:eastAsia="Arial" w:cs="Arial"/>
+          <w:b w:val="0"/>
+          <w:i w:val="0"/>
+          <w:color w:val="000000"/>
+          <w:sz w:val="18"/>
+          <w:highlight w:val="lightGray"/>
+        </w:rPr>
+        <w:t>h</w:t>
+      </w:r>
+      <w:r>
+        <w:rPr>
+          <w:rFonts w:ascii="Arial" w:hAnsi="Arial" w:eastAsia="Arial" w:cs="Arial"/>
+          <w:b w:val="0"/>
+          <w:i w:val="0"/>
+          <w:color w:val="000000"/>
+          <w:sz w:val="18"/>
+          <w:highlight w:val="lightGray"/>
+        </w:rPr>
+        <w:t>a</w:t>
+      </w:r>
+      <w:r>
+        <w:rPr>
+          <w:rFonts w:ascii="Arial" w:hAnsi="Arial" w:eastAsia="Arial" w:cs="Arial"/>
+          <w:b w:val="0"/>
+          <w:i w:val="0"/>
+          <w:color w:val="000000"/>
+          <w:sz w:val="18"/>
+          <w:highlight w:val="lightGray"/>
+        </w:rPr>
+        <w:t>t</w:t>
+      </w:r>
+      <w:r>
+        <w:rPr>
+          <w:rFonts w:ascii="Arial" w:hAnsi="Arial" w:eastAsia="Arial" w:cs="Arial"/>
+          <w:b w:val="0"/>
+          <w:i w:val="0"/>
+          <w:color w:val="000000"/>
+          <w:sz w:val="18"/>
+          <w:highlight w:val="lightGray"/>
+        </w:rPr>
+        <w:t>G</w:t>
+      </w:r>
+      <w:r>
+        <w:rPr>
+          <w:rFonts w:ascii="Arial" w:hAnsi="Arial" w:eastAsia="Arial" w:cs="Arial"/>
+          <w:b w:val="0"/>
+          <w:i w:val="0"/>
+          <w:color w:val="000000"/>
+          <w:sz w:val="18"/>
+          <w:highlight w:val="lightGray"/>
+        </w:rPr>
+        <w:t>P</w:t>
+      </w:r>
+      <w:r>
+        <w:rPr>
+          <w:rFonts w:ascii="Arial" w:hAnsi="Arial" w:eastAsia="Arial" w:cs="Arial"/>
+          <w:b w:val="0"/>
+          <w:i w:val="0"/>
+          <w:color w:val="000000"/>
+          <w:sz w:val="18"/>
+          <w:highlight w:val="lightGray"/>
+        </w:rPr>
+        <w:t>T</w:t>
+      </w:r>
+      <w:r>
+        <w:rPr>
+          <w:rFonts w:ascii="Arial" w:hAnsi="Arial"/>
+          <w:color w:val="000000"/>
+          <w:sz w:val="18"/>
+          <w:highlight w:val="lightGray"/>
+        </w:rPr>
+        <w:t xml:space="preserve">] </w:t>
+      </w:r>
+      <w:r>
+        <w:rPr>
+          <w:rFonts w:ascii="Arial" w:hAnsi="Arial"/>
           <w:b/>
           <w:color w:val="000000"/>
           <w:sz w:val="18"/>
@@ -2422,7 +2928,7 @@
       </w:r>
       <w:r>
         <w:rPr>
-          <w:rFonts w:ascii="Arial" w:eastAsia="Arial" w:hAnsi="Arial" w:cs="Arial"/>
+          <w:rFonts w:ascii="Arial" w:hAnsi="Arial"/>
           <w:color w:val="000000"/>
           <w:sz w:val="18"/>
           <w:highlight w:val="lightGray"/>
@@ -2520,7 +3026,7 @@
     <w:p>
       <w:r>
         <w:rPr>
-          <w:rFonts w:ascii="Arial" w:eastAsia="Arial" w:hAnsi="Arial" w:cs="Arial"/>
+          <w:rFonts w:ascii="Arial" w:hAnsi="Arial"/>
           <w:b/>
           <w:color w:val="000000"/>
           <w:sz w:val="18"/>
@@ -2530,27 +3036,25 @@
       </w:r>
       <w:r>
         <w:rPr>
-          <w:rFonts w:ascii="Arial" w:eastAsia="Arial" w:hAnsi="Arial" w:cs="Arial"/>
+          <w:rFonts w:ascii="Arial" w:hAnsi="Arial"/>
           <w:color w:val="000000"/>
           <w:sz w:val="18"/>
           <w:highlight w:val="lightGray"/>
         </w:rPr>
         <w:t xml:space="preserve">: Persons Table -&gt; ID Column: 1, </w:t>
       </w:r>
-      <w:proofErr w:type="spellStart"/>
-      <w:r>
-        <w:rPr>
-          <w:rFonts w:ascii="Arial" w:eastAsia="Arial" w:hAnsi="Arial" w:cs="Arial"/>
+      <w:r>
+        <w:rPr>
+          <w:rFonts w:ascii="Arial" w:hAnsi="Arial"/>
           <w:color w:val="000000"/>
           <w:sz w:val="18"/>
           <w:highlight w:val="lightGray"/>
         </w:rPr>
         <w:t>Name_En</w:t>
       </w:r>
-      <w:proofErr w:type="spellEnd"/>
-      <w:r>
-        <w:rPr>
-          <w:rFonts w:ascii="Arial" w:eastAsia="Arial" w:hAnsi="Arial" w:cs="Arial"/>
+      <w:r>
+        <w:rPr>
+          <w:rFonts w:ascii="Arial" w:hAnsi="Arial"/>
           <w:color w:val="000000"/>
           <w:sz w:val="18"/>
           <w:highlight w:val="lightGray"/>
@@ -2559,7 +3063,7 @@
       </w:r>
       <w:r>
         <w:rPr>
-          <w:rFonts w:ascii="Arial" w:eastAsia="Arial" w:hAnsi="Arial" w:cs="Arial"/>
+          <w:rFonts w:ascii="Arial" w:hAnsi="Arial"/>
           <w:b/>
           <w:color w:val="000000"/>
           <w:sz w:val="18"/>
@@ -2569,54 +3073,102 @@
       </w:r>
       <w:r>
         <w:rPr>
-          <w:rFonts w:ascii="Arial" w:eastAsia="Arial" w:hAnsi="Arial" w:cs="Arial"/>
+          <w:rFonts w:ascii="Arial" w:hAnsi="Arial"/>
           <w:color w:val="000000"/>
           <w:sz w:val="18"/>
           <w:highlight w:val="lightGray"/>
         </w:rPr>
         <w:t xml:space="preserve"> [</w:t>
       </w:r>
-      <w:proofErr w:type="spellStart"/>
-      <w:r>
-        <w:rPr>
-          <w:rFonts w:ascii="Arial" w:eastAsia="Arial" w:hAnsi="Arial" w:cs="Arial"/>
-          <w:color w:val="000000"/>
-          <w:sz w:val="18"/>
-          <w:highlight w:val="lightGray"/>
-        </w:rPr>
-        <w:t>Chatgpt</w:t>
-      </w:r>
-      <w:proofErr w:type="spellEnd"/>
-      <w:r>
-        <w:rPr>
-          <w:rFonts w:ascii="Arial" w:eastAsia="Arial" w:hAnsi="Arial" w:cs="Arial"/>
-          <w:color w:val="000000"/>
-          <w:sz w:val="18"/>
-          <w:highlight w:val="lightGray"/>
-        </w:rPr>
-        <w:t xml:space="preserve"> (GPT</w:t>
-      </w:r>
-      <w:r>
-        <w:rPr>
-          <w:rFonts w:ascii="Cambria Math" w:eastAsia="Cambria Math" w:hAnsi="Cambria Math" w:cs="Cambria Math"/>
-          <w:color w:val="000000"/>
-          <w:sz w:val="18"/>
-          <w:highlight w:val="lightGray"/>
-        </w:rPr>
-        <w:t>‑</w:t>
-      </w:r>
-      <w:r>
-        <w:rPr>
-          <w:rFonts w:ascii="Arial" w:eastAsia="Arial" w:hAnsi="Arial" w:cs="Arial"/>
-          <w:color w:val="000000"/>
-          <w:sz w:val="18"/>
-          <w:highlight w:val="lightGray"/>
-        </w:rPr>
-        <w:t xml:space="preserve">5 Mini)] </w:t>
-      </w:r>
-      <w:r>
-        <w:rPr>
-          <w:rFonts w:ascii="Arial" w:eastAsia="Arial" w:hAnsi="Arial" w:cs="Arial"/>
+      <w:r>
+        <w:rPr>
+          <w:rFonts w:ascii="Arial" w:hAnsi="Arial" w:eastAsia="Arial" w:cs="Arial"/>
+          <w:b w:val="0"/>
+          <w:i w:val="0"/>
+          <w:color w:val="000000"/>
+          <w:sz w:val="18"/>
+          <w:highlight w:val="lightGray"/>
+        </w:rPr>
+        <w:t>C</w:t>
+      </w:r>
+      <w:r>
+        <w:rPr>
+          <w:rFonts w:ascii="Arial" w:hAnsi="Arial" w:eastAsia="Arial" w:cs="Arial"/>
+          <w:b w:val="0"/>
+          <w:i w:val="0"/>
+          <w:color w:val="000000"/>
+          <w:sz w:val="18"/>
+          <w:highlight w:val="lightGray"/>
+        </w:rPr>
+        <w:t>h</w:t>
+      </w:r>
+      <w:r>
+        <w:rPr>
+          <w:rFonts w:ascii="Arial" w:hAnsi="Arial" w:eastAsia="Arial" w:cs="Arial"/>
+          <w:b w:val="0"/>
+          <w:i w:val="0"/>
+          <w:color w:val="000000"/>
+          <w:sz w:val="18"/>
+          <w:highlight w:val="lightGray"/>
+        </w:rPr>
+        <w:t>a</w:t>
+      </w:r>
+      <w:r>
+        <w:rPr>
+          <w:rFonts w:ascii="Arial" w:hAnsi="Arial" w:eastAsia="Arial" w:cs="Arial"/>
+          <w:b w:val="0"/>
+          <w:i w:val="0"/>
+          <w:color w:val="000000"/>
+          <w:sz w:val="18"/>
+          <w:highlight w:val="lightGray"/>
+        </w:rPr>
+        <w:t>t</w:t>
+      </w:r>
+      <w:r>
+        <w:rPr>
+          <w:rFonts w:ascii="Arial" w:hAnsi="Arial" w:eastAsia="Arial" w:cs="Arial"/>
+          <w:b w:val="0"/>
+          <w:i w:val="0"/>
+          <w:color w:val="000000"/>
+          <w:sz w:val="18"/>
+          <w:highlight w:val="lightGray"/>
+        </w:rPr>
+        <w:t>G</w:t>
+      </w:r>
+      <w:r>
+        <w:rPr>
+          <w:rFonts w:ascii="Arial" w:hAnsi="Arial" w:eastAsia="Arial" w:cs="Arial"/>
+          <w:b w:val="0"/>
+          <w:i w:val="0"/>
+          <w:color w:val="000000"/>
+          <w:sz w:val="18"/>
+          <w:highlight w:val="lightGray"/>
+        </w:rPr>
+        <w:t>P</w:t>
+      </w:r>
+      <w:r>
+        <w:rPr>
+          <w:rFonts w:ascii="Arial" w:hAnsi="Arial" w:eastAsia="Arial" w:cs="Arial"/>
+          <w:b w:val="0"/>
+          <w:i w:val="0"/>
+          <w:color w:val="000000"/>
+          <w:sz w:val="18"/>
+          <w:highlight w:val="lightGray"/>
+        </w:rPr>
+        <w:t>T</w:t>
+      </w:r>
+      <w:r>
+        <w:rPr>
+          <w:rFonts w:ascii="Arial" w:hAnsi="Arial"/>
+          <w:color w:val="000000"/>
+          <w:sz w:val="18"/>
+          <w:highlight w:val="lightGray"/>
+        </w:rPr>
+        <w:t xml:space="preserve">] </w:t>
+      </w:r>
+      <w:r>
+        <w:rPr>
+          <w:rFonts w:ascii="Arial" w:hAnsi="Arial"/>
           <w:b/>
           <w:color w:val="000000"/>
           <w:sz w:val="18"/>
@@ -2626,7 +3178,7 @@
       </w:r>
       <w:r>
         <w:rPr>
-          <w:rFonts w:ascii="Arial" w:eastAsia="Arial" w:hAnsi="Arial" w:cs="Arial"/>
+          <w:rFonts w:ascii="Arial" w:hAnsi="Arial"/>
           <w:color w:val="000000"/>
           <w:sz w:val="18"/>
           <w:highlight w:val="lightGray"/>
@@ -2708,7 +3260,7 @@
     <w:p>
       <w:r>
         <w:rPr>
-          <w:rFonts w:ascii="Arial" w:eastAsia="Arial" w:hAnsi="Arial" w:cs="Arial"/>
+          <w:rFonts w:ascii="Arial" w:hAnsi="Arial"/>
           <w:b/>
           <w:color w:val="000000"/>
           <w:sz w:val="18"/>
@@ -2718,27 +3270,25 @@
       </w:r>
       <w:r>
         <w:rPr>
-          <w:rFonts w:ascii="Arial" w:eastAsia="Arial" w:hAnsi="Arial" w:cs="Arial"/>
+          <w:rFonts w:ascii="Arial" w:hAnsi="Arial"/>
           <w:color w:val="000000"/>
           <w:sz w:val="18"/>
           <w:highlight w:val="lightGray"/>
         </w:rPr>
         <w:t xml:space="preserve">: Persons Table -&gt; ID Column: 1, </w:t>
       </w:r>
-      <w:proofErr w:type="spellStart"/>
-      <w:r>
-        <w:rPr>
-          <w:rFonts w:ascii="Arial" w:eastAsia="Arial" w:hAnsi="Arial" w:cs="Arial"/>
+      <w:r>
+        <w:rPr>
+          <w:rFonts w:ascii="Arial" w:hAnsi="Arial"/>
           <w:color w:val="000000"/>
           <w:sz w:val="18"/>
           <w:highlight w:val="lightGray"/>
         </w:rPr>
         <w:t>Name_En</w:t>
       </w:r>
-      <w:proofErr w:type="spellEnd"/>
-      <w:r>
-        <w:rPr>
-          <w:rFonts w:ascii="Arial" w:eastAsia="Arial" w:hAnsi="Arial" w:cs="Arial"/>
+      <w:r>
+        <w:rPr>
+          <w:rFonts w:ascii="Arial" w:hAnsi="Arial"/>
           <w:color w:val="000000"/>
           <w:sz w:val="18"/>
           <w:highlight w:val="lightGray"/>
@@ -2747,7 +3297,7 @@
       </w:r>
       <w:r>
         <w:rPr>
-          <w:rFonts w:ascii="Arial" w:eastAsia="Arial" w:hAnsi="Arial" w:cs="Arial"/>
+          <w:rFonts w:ascii="Arial" w:hAnsi="Arial"/>
           <w:b/>
           <w:color w:val="000000"/>
           <w:sz w:val="18"/>
@@ -2757,54 +3307,102 @@
       </w:r>
       <w:r>
         <w:rPr>
-          <w:rFonts w:ascii="Arial" w:eastAsia="Arial" w:hAnsi="Arial" w:cs="Arial"/>
+          <w:rFonts w:ascii="Arial" w:hAnsi="Arial"/>
           <w:color w:val="000000"/>
           <w:sz w:val="18"/>
           <w:highlight w:val="lightGray"/>
         </w:rPr>
         <w:t xml:space="preserve"> [</w:t>
       </w:r>
-      <w:proofErr w:type="spellStart"/>
-      <w:r>
-        <w:rPr>
-          <w:rFonts w:ascii="Arial" w:eastAsia="Arial" w:hAnsi="Arial" w:cs="Arial"/>
-          <w:color w:val="000000"/>
-          <w:sz w:val="18"/>
-          <w:highlight w:val="lightGray"/>
-        </w:rPr>
-        <w:t>Chatgpt</w:t>
-      </w:r>
-      <w:proofErr w:type="spellEnd"/>
-      <w:r>
-        <w:rPr>
-          <w:rFonts w:ascii="Arial" w:eastAsia="Arial" w:hAnsi="Arial" w:cs="Arial"/>
-          <w:color w:val="000000"/>
-          <w:sz w:val="18"/>
-          <w:highlight w:val="lightGray"/>
-        </w:rPr>
-        <w:t xml:space="preserve"> (GPT</w:t>
-      </w:r>
-      <w:r>
-        <w:rPr>
-          <w:rFonts w:ascii="Cambria Math" w:eastAsia="Cambria Math" w:hAnsi="Cambria Math" w:cs="Cambria Math"/>
-          <w:color w:val="000000"/>
-          <w:sz w:val="18"/>
-          <w:highlight w:val="lightGray"/>
-        </w:rPr>
-        <w:t>‑</w:t>
-      </w:r>
-      <w:r>
-        <w:rPr>
-          <w:rFonts w:ascii="Arial" w:eastAsia="Arial" w:hAnsi="Arial" w:cs="Arial"/>
-          <w:color w:val="000000"/>
-          <w:sz w:val="18"/>
-          <w:highlight w:val="lightGray"/>
-        </w:rPr>
-        <w:t xml:space="preserve">5 Mini)] </w:t>
-      </w:r>
-      <w:r>
-        <w:rPr>
-          <w:rFonts w:ascii="Arial" w:eastAsia="Arial" w:hAnsi="Arial" w:cs="Arial"/>
+      <w:r>
+        <w:rPr>
+          <w:rFonts w:ascii="Arial" w:hAnsi="Arial" w:eastAsia="Arial" w:cs="Arial"/>
+          <w:b w:val="0"/>
+          <w:i w:val="0"/>
+          <w:color w:val="000000"/>
+          <w:sz w:val="18"/>
+          <w:highlight w:val="lightGray"/>
+        </w:rPr>
+        <w:t>C</w:t>
+      </w:r>
+      <w:r>
+        <w:rPr>
+          <w:rFonts w:ascii="Arial" w:hAnsi="Arial" w:eastAsia="Arial" w:cs="Arial"/>
+          <w:b w:val="0"/>
+          <w:i w:val="0"/>
+          <w:color w:val="000000"/>
+          <w:sz w:val="18"/>
+          <w:highlight w:val="lightGray"/>
+        </w:rPr>
+        <w:t>h</w:t>
+      </w:r>
+      <w:r>
+        <w:rPr>
+          <w:rFonts w:ascii="Arial" w:hAnsi="Arial" w:eastAsia="Arial" w:cs="Arial"/>
+          <w:b w:val="0"/>
+          <w:i w:val="0"/>
+          <w:color w:val="000000"/>
+          <w:sz w:val="18"/>
+          <w:highlight w:val="lightGray"/>
+        </w:rPr>
+        <w:t>a</w:t>
+      </w:r>
+      <w:r>
+        <w:rPr>
+          <w:rFonts w:ascii="Arial" w:hAnsi="Arial" w:eastAsia="Arial" w:cs="Arial"/>
+          <w:b w:val="0"/>
+          <w:i w:val="0"/>
+          <w:color w:val="000000"/>
+          <w:sz w:val="18"/>
+          <w:highlight w:val="lightGray"/>
+        </w:rPr>
+        <w:t>t</w:t>
+      </w:r>
+      <w:r>
+        <w:rPr>
+          <w:rFonts w:ascii="Arial" w:hAnsi="Arial" w:eastAsia="Arial" w:cs="Arial"/>
+          <w:b w:val="0"/>
+          <w:i w:val="0"/>
+          <w:color w:val="000000"/>
+          <w:sz w:val="18"/>
+          <w:highlight w:val="lightGray"/>
+        </w:rPr>
+        <w:t>G</w:t>
+      </w:r>
+      <w:r>
+        <w:rPr>
+          <w:rFonts w:ascii="Arial" w:hAnsi="Arial" w:eastAsia="Arial" w:cs="Arial"/>
+          <w:b w:val="0"/>
+          <w:i w:val="0"/>
+          <w:color w:val="000000"/>
+          <w:sz w:val="18"/>
+          <w:highlight w:val="lightGray"/>
+        </w:rPr>
+        <w:t>P</w:t>
+      </w:r>
+      <w:r>
+        <w:rPr>
+          <w:rFonts w:ascii="Arial" w:hAnsi="Arial" w:eastAsia="Arial" w:cs="Arial"/>
+          <w:b w:val="0"/>
+          <w:i w:val="0"/>
+          <w:color w:val="000000"/>
+          <w:sz w:val="18"/>
+          <w:highlight w:val="lightGray"/>
+        </w:rPr>
+        <w:t>T</w:t>
+      </w:r>
+      <w:r>
+        <w:rPr>
+          <w:rFonts w:ascii="Arial" w:hAnsi="Arial"/>
+          <w:color w:val="000000"/>
+          <w:sz w:val="18"/>
+          <w:highlight w:val="lightGray"/>
+        </w:rPr>
+        <w:t xml:space="preserve">] </w:t>
+      </w:r>
+      <w:r>
+        <w:rPr>
+          <w:rFonts w:ascii="Arial" w:hAnsi="Arial"/>
           <w:b/>
           <w:color w:val="000000"/>
           <w:sz w:val="18"/>
@@ -2814,7 +3412,7 @@
       </w:r>
       <w:r>
         <w:rPr>
-          <w:rFonts w:ascii="Arial" w:eastAsia="Arial" w:hAnsi="Arial" w:cs="Arial"/>
+          <w:rFonts w:ascii="Arial" w:hAnsi="Arial"/>
           <w:color w:val="000000"/>
           <w:sz w:val="18"/>
           <w:highlight w:val="lightGray"/>
@@ -2896,7 +3494,7 @@
     <w:p>
       <w:r>
         <w:rPr>
-          <w:rFonts w:ascii="Arial" w:eastAsia="Arial" w:hAnsi="Arial" w:cs="Arial"/>
+          <w:rFonts w:ascii="Arial" w:hAnsi="Arial"/>
           <w:b/>
           <w:color w:val="000000"/>
           <w:sz w:val="18"/>
@@ -2906,27 +3504,25 @@
       </w:r>
       <w:r>
         <w:rPr>
-          <w:rFonts w:ascii="Arial" w:eastAsia="Arial" w:hAnsi="Arial" w:cs="Arial"/>
+          <w:rFonts w:ascii="Arial" w:hAnsi="Arial"/>
           <w:color w:val="000000"/>
           <w:sz w:val="18"/>
           <w:highlight w:val="lightGray"/>
         </w:rPr>
         <w:t xml:space="preserve">: Persons Table -&gt; ID Column: 1, </w:t>
       </w:r>
-      <w:proofErr w:type="spellStart"/>
-      <w:r>
-        <w:rPr>
-          <w:rFonts w:ascii="Arial" w:eastAsia="Arial" w:hAnsi="Arial" w:cs="Arial"/>
+      <w:r>
+        <w:rPr>
+          <w:rFonts w:ascii="Arial" w:hAnsi="Arial"/>
           <w:color w:val="000000"/>
           <w:sz w:val="18"/>
           <w:highlight w:val="lightGray"/>
         </w:rPr>
         <w:t>Name_En</w:t>
       </w:r>
-      <w:proofErr w:type="spellEnd"/>
-      <w:r>
-        <w:rPr>
-          <w:rFonts w:ascii="Arial" w:eastAsia="Arial" w:hAnsi="Arial" w:cs="Arial"/>
+      <w:r>
+        <w:rPr>
+          <w:rFonts w:ascii="Arial" w:hAnsi="Arial"/>
           <w:color w:val="000000"/>
           <w:sz w:val="18"/>
           <w:highlight w:val="lightGray"/>
@@ -2935,7 +3531,7 @@
       </w:r>
       <w:r>
         <w:rPr>
-          <w:rFonts w:ascii="Arial" w:eastAsia="Arial" w:hAnsi="Arial" w:cs="Arial"/>
+          <w:rFonts w:ascii="Arial" w:hAnsi="Arial"/>
           <w:b/>
           <w:color w:val="000000"/>
           <w:sz w:val="18"/>
@@ -2945,54 +3541,102 @@
       </w:r>
       <w:r>
         <w:rPr>
-          <w:rFonts w:ascii="Arial" w:eastAsia="Arial" w:hAnsi="Arial" w:cs="Arial"/>
+          <w:rFonts w:ascii="Arial" w:hAnsi="Arial"/>
           <w:color w:val="000000"/>
           <w:sz w:val="18"/>
           <w:highlight w:val="lightGray"/>
         </w:rPr>
         <w:t xml:space="preserve"> [</w:t>
       </w:r>
-      <w:proofErr w:type="spellStart"/>
-      <w:r>
-        <w:rPr>
-          <w:rFonts w:ascii="Arial" w:eastAsia="Arial" w:hAnsi="Arial" w:cs="Arial"/>
-          <w:color w:val="000000"/>
-          <w:sz w:val="18"/>
-          <w:highlight w:val="lightGray"/>
-        </w:rPr>
-        <w:t>Chatgpt</w:t>
-      </w:r>
-      <w:proofErr w:type="spellEnd"/>
-      <w:r>
-        <w:rPr>
-          <w:rFonts w:ascii="Arial" w:eastAsia="Arial" w:hAnsi="Arial" w:cs="Arial"/>
-          <w:color w:val="000000"/>
-          <w:sz w:val="18"/>
-          <w:highlight w:val="lightGray"/>
-        </w:rPr>
-        <w:t xml:space="preserve"> (GPT</w:t>
-      </w:r>
-      <w:r>
-        <w:rPr>
-          <w:rFonts w:ascii="Cambria Math" w:eastAsia="Cambria Math" w:hAnsi="Cambria Math" w:cs="Cambria Math"/>
-          <w:color w:val="000000"/>
-          <w:sz w:val="18"/>
-          <w:highlight w:val="lightGray"/>
-        </w:rPr>
-        <w:t>‑</w:t>
-      </w:r>
-      <w:r>
-        <w:rPr>
-          <w:rFonts w:ascii="Arial" w:eastAsia="Arial" w:hAnsi="Arial" w:cs="Arial"/>
-          <w:color w:val="000000"/>
-          <w:sz w:val="18"/>
-          <w:highlight w:val="lightGray"/>
-        </w:rPr>
-        <w:t xml:space="preserve">5 Mini)] </w:t>
-      </w:r>
-      <w:r>
-        <w:rPr>
-          <w:rFonts w:ascii="Arial" w:eastAsia="Arial" w:hAnsi="Arial" w:cs="Arial"/>
+      <w:r>
+        <w:rPr>
+          <w:rFonts w:ascii="Arial" w:hAnsi="Arial" w:eastAsia="Arial" w:cs="Arial"/>
+          <w:b w:val="0"/>
+          <w:i w:val="0"/>
+          <w:color w:val="000000"/>
+          <w:sz w:val="18"/>
+          <w:highlight w:val="lightGray"/>
+        </w:rPr>
+        <w:t>C</w:t>
+      </w:r>
+      <w:r>
+        <w:rPr>
+          <w:rFonts w:ascii="Arial" w:hAnsi="Arial" w:eastAsia="Arial" w:cs="Arial"/>
+          <w:b w:val="0"/>
+          <w:i w:val="0"/>
+          <w:color w:val="000000"/>
+          <w:sz w:val="18"/>
+          <w:highlight w:val="lightGray"/>
+        </w:rPr>
+        <w:t>h</w:t>
+      </w:r>
+      <w:r>
+        <w:rPr>
+          <w:rFonts w:ascii="Arial" w:hAnsi="Arial" w:eastAsia="Arial" w:cs="Arial"/>
+          <w:b w:val="0"/>
+          <w:i w:val="0"/>
+          <w:color w:val="000000"/>
+          <w:sz w:val="18"/>
+          <w:highlight w:val="lightGray"/>
+        </w:rPr>
+        <w:t>a</w:t>
+      </w:r>
+      <w:r>
+        <w:rPr>
+          <w:rFonts w:ascii="Arial" w:hAnsi="Arial" w:eastAsia="Arial" w:cs="Arial"/>
+          <w:b w:val="0"/>
+          <w:i w:val="0"/>
+          <w:color w:val="000000"/>
+          <w:sz w:val="18"/>
+          <w:highlight w:val="lightGray"/>
+        </w:rPr>
+        <w:t>t</w:t>
+      </w:r>
+      <w:r>
+        <w:rPr>
+          <w:rFonts w:ascii="Arial" w:hAnsi="Arial" w:eastAsia="Arial" w:cs="Arial"/>
+          <w:b w:val="0"/>
+          <w:i w:val="0"/>
+          <w:color w:val="000000"/>
+          <w:sz w:val="18"/>
+          <w:highlight w:val="lightGray"/>
+        </w:rPr>
+        <w:t>G</w:t>
+      </w:r>
+      <w:r>
+        <w:rPr>
+          <w:rFonts w:ascii="Arial" w:hAnsi="Arial" w:eastAsia="Arial" w:cs="Arial"/>
+          <w:b w:val="0"/>
+          <w:i w:val="0"/>
+          <w:color w:val="000000"/>
+          <w:sz w:val="18"/>
+          <w:highlight w:val="lightGray"/>
+        </w:rPr>
+        <w:t>P</w:t>
+      </w:r>
+      <w:r>
+        <w:rPr>
+          <w:rFonts w:ascii="Arial" w:hAnsi="Arial" w:eastAsia="Arial" w:cs="Arial"/>
+          <w:b w:val="0"/>
+          <w:i w:val="0"/>
+          <w:color w:val="000000"/>
+          <w:sz w:val="18"/>
+          <w:highlight w:val="lightGray"/>
+        </w:rPr>
+        <w:t>T</w:t>
+      </w:r>
+      <w:r>
+        <w:rPr>
+          <w:rFonts w:ascii="Arial" w:hAnsi="Arial"/>
+          <w:color w:val="000000"/>
+          <w:sz w:val="18"/>
+          <w:highlight w:val="lightGray"/>
+        </w:rPr>
+        <w:t xml:space="preserve">] </w:t>
+      </w:r>
+      <w:r>
+        <w:rPr>
+          <w:rFonts w:ascii="Arial" w:hAnsi="Arial"/>
           <w:b/>
           <w:color w:val="000000"/>
           <w:sz w:val="18"/>
@@ -3002,7 +3646,7 @@
       </w:r>
       <w:r>
         <w:rPr>
-          <w:rFonts w:ascii="Arial" w:eastAsia="Arial" w:hAnsi="Arial" w:cs="Arial"/>
+          <w:rFonts w:ascii="Arial" w:hAnsi="Arial"/>
           <w:color w:val="000000"/>
           <w:sz w:val="18"/>
           <w:highlight w:val="lightGray"/>
@@ -3137,7 +3781,7 @@
     <w:p>
       <w:r>
         <w:rPr>
-          <w:rFonts w:ascii="Arial" w:eastAsia="Arial" w:hAnsi="Arial" w:cs="Arial"/>
+          <w:rFonts w:ascii="Arial" w:hAnsi="Arial"/>
           <w:b/>
           <w:color w:val="000000"/>
           <w:sz w:val="18"/>
@@ -3147,27 +3791,25 @@
       </w:r>
       <w:r>
         <w:rPr>
-          <w:rFonts w:ascii="Arial" w:eastAsia="Arial" w:hAnsi="Arial" w:cs="Arial"/>
+          <w:rFonts w:ascii="Arial" w:hAnsi="Arial"/>
           <w:color w:val="000000"/>
           <w:sz w:val="18"/>
           <w:highlight w:val="lightGray"/>
         </w:rPr>
         <w:t xml:space="preserve">: Persons Table -&gt; ID Column: 1, </w:t>
       </w:r>
-      <w:proofErr w:type="spellStart"/>
-      <w:r>
-        <w:rPr>
-          <w:rFonts w:ascii="Arial" w:eastAsia="Arial" w:hAnsi="Arial" w:cs="Arial"/>
+      <w:r>
+        <w:rPr>
+          <w:rFonts w:ascii="Arial" w:hAnsi="Arial"/>
           <w:color w:val="000000"/>
           <w:sz w:val="18"/>
           <w:highlight w:val="lightGray"/>
         </w:rPr>
         <w:t>Name_En</w:t>
       </w:r>
-      <w:proofErr w:type="spellEnd"/>
-      <w:r>
-        <w:rPr>
-          <w:rFonts w:ascii="Arial" w:eastAsia="Arial" w:hAnsi="Arial" w:cs="Arial"/>
+      <w:r>
+        <w:rPr>
+          <w:rFonts w:ascii="Arial" w:hAnsi="Arial"/>
           <w:color w:val="000000"/>
           <w:sz w:val="18"/>
           <w:highlight w:val="lightGray"/>
@@ -3176,7 +3818,7 @@
       </w:r>
       <w:r>
         <w:rPr>
-          <w:rFonts w:ascii="Arial" w:eastAsia="Arial" w:hAnsi="Arial" w:cs="Arial"/>
+          <w:rFonts w:ascii="Arial" w:hAnsi="Arial"/>
           <w:b/>
           <w:color w:val="000000"/>
           <w:sz w:val="18"/>
@@ -3186,54 +3828,102 @@
       </w:r>
       <w:r>
         <w:rPr>
-          <w:rFonts w:ascii="Arial" w:eastAsia="Arial" w:hAnsi="Arial" w:cs="Arial"/>
+          <w:rFonts w:ascii="Arial" w:hAnsi="Arial"/>
           <w:color w:val="000000"/>
           <w:sz w:val="18"/>
           <w:highlight w:val="lightGray"/>
         </w:rPr>
         <w:t xml:space="preserve"> [</w:t>
       </w:r>
-      <w:proofErr w:type="spellStart"/>
-      <w:r>
-        <w:rPr>
-          <w:rFonts w:ascii="Arial" w:eastAsia="Arial" w:hAnsi="Arial" w:cs="Arial"/>
-          <w:color w:val="000000"/>
-          <w:sz w:val="18"/>
-          <w:highlight w:val="lightGray"/>
-        </w:rPr>
-        <w:t>Chatgpt</w:t>
-      </w:r>
-      <w:proofErr w:type="spellEnd"/>
-      <w:r>
-        <w:rPr>
-          <w:rFonts w:ascii="Arial" w:eastAsia="Arial" w:hAnsi="Arial" w:cs="Arial"/>
-          <w:color w:val="000000"/>
-          <w:sz w:val="18"/>
-          <w:highlight w:val="lightGray"/>
-        </w:rPr>
-        <w:t xml:space="preserve"> (GPT</w:t>
-      </w:r>
-      <w:r>
-        <w:rPr>
-          <w:rFonts w:ascii="Cambria Math" w:eastAsia="Cambria Math" w:hAnsi="Cambria Math" w:cs="Cambria Math"/>
-          <w:color w:val="000000"/>
-          <w:sz w:val="18"/>
-          <w:highlight w:val="lightGray"/>
-        </w:rPr>
-        <w:t>‑</w:t>
-      </w:r>
-      <w:r>
-        <w:rPr>
-          <w:rFonts w:ascii="Arial" w:eastAsia="Arial" w:hAnsi="Arial" w:cs="Arial"/>
-          <w:color w:val="000000"/>
-          <w:sz w:val="18"/>
-          <w:highlight w:val="lightGray"/>
-        </w:rPr>
-        <w:t xml:space="preserve">5 Mini)] </w:t>
-      </w:r>
-      <w:r>
-        <w:rPr>
-          <w:rFonts w:ascii="Arial" w:eastAsia="Arial" w:hAnsi="Arial" w:cs="Arial"/>
+      <w:r>
+        <w:rPr>
+          <w:rFonts w:ascii="Arial" w:hAnsi="Arial" w:eastAsia="Arial" w:cs="Arial"/>
+          <w:b w:val="0"/>
+          <w:i w:val="0"/>
+          <w:color w:val="000000"/>
+          <w:sz w:val="18"/>
+          <w:highlight w:val="lightGray"/>
+        </w:rPr>
+        <w:t>C</w:t>
+      </w:r>
+      <w:r>
+        <w:rPr>
+          <w:rFonts w:ascii="Arial" w:hAnsi="Arial" w:eastAsia="Arial" w:cs="Arial"/>
+          <w:b w:val="0"/>
+          <w:i w:val="0"/>
+          <w:color w:val="000000"/>
+          <w:sz w:val="18"/>
+          <w:highlight w:val="lightGray"/>
+        </w:rPr>
+        <w:t>h</w:t>
+      </w:r>
+      <w:r>
+        <w:rPr>
+          <w:rFonts w:ascii="Arial" w:hAnsi="Arial" w:eastAsia="Arial" w:cs="Arial"/>
+          <w:b w:val="0"/>
+          <w:i w:val="0"/>
+          <w:color w:val="000000"/>
+          <w:sz w:val="18"/>
+          <w:highlight w:val="lightGray"/>
+        </w:rPr>
+        <w:t>a</w:t>
+      </w:r>
+      <w:r>
+        <w:rPr>
+          <w:rFonts w:ascii="Arial" w:hAnsi="Arial" w:eastAsia="Arial" w:cs="Arial"/>
+          <w:b w:val="0"/>
+          <w:i w:val="0"/>
+          <w:color w:val="000000"/>
+          <w:sz w:val="18"/>
+          <w:highlight w:val="lightGray"/>
+        </w:rPr>
+        <w:t>t</w:t>
+      </w:r>
+      <w:r>
+        <w:rPr>
+          <w:rFonts w:ascii="Arial" w:hAnsi="Arial" w:eastAsia="Arial" w:cs="Arial"/>
+          <w:b w:val="0"/>
+          <w:i w:val="0"/>
+          <w:color w:val="000000"/>
+          <w:sz w:val="18"/>
+          <w:highlight w:val="lightGray"/>
+        </w:rPr>
+        <w:t>G</w:t>
+      </w:r>
+      <w:r>
+        <w:rPr>
+          <w:rFonts w:ascii="Arial" w:hAnsi="Arial" w:eastAsia="Arial" w:cs="Arial"/>
+          <w:b w:val="0"/>
+          <w:i w:val="0"/>
+          <w:color w:val="000000"/>
+          <w:sz w:val="18"/>
+          <w:highlight w:val="lightGray"/>
+        </w:rPr>
+        <w:t>P</w:t>
+      </w:r>
+      <w:r>
+        <w:rPr>
+          <w:rFonts w:ascii="Arial" w:hAnsi="Arial" w:eastAsia="Arial" w:cs="Arial"/>
+          <w:b w:val="0"/>
+          <w:i w:val="0"/>
+          <w:color w:val="000000"/>
+          <w:sz w:val="18"/>
+          <w:highlight w:val="lightGray"/>
+        </w:rPr>
+        <w:t>T</w:t>
+      </w:r>
+      <w:r>
+        <w:rPr>
+          <w:rFonts w:ascii="Arial" w:hAnsi="Arial"/>
+          <w:color w:val="000000"/>
+          <w:sz w:val="18"/>
+          <w:highlight w:val="lightGray"/>
+        </w:rPr>
+        <w:t xml:space="preserve">] </w:t>
+      </w:r>
+      <w:r>
+        <w:rPr>
+          <w:rFonts w:ascii="Arial" w:hAnsi="Arial"/>
           <w:b/>
           <w:color w:val="000000"/>
           <w:sz w:val="18"/>
@@ -3243,7 +3933,7 @@
       </w:r>
       <w:r>
         <w:rPr>
-          <w:rFonts w:ascii="Arial" w:eastAsia="Arial" w:hAnsi="Arial" w:cs="Arial"/>
+          <w:rFonts w:ascii="Arial" w:hAnsi="Arial"/>
           <w:color w:val="000000"/>
           <w:sz w:val="18"/>
           <w:highlight w:val="lightGray"/>
@@ -3418,7 +4108,7 @@
     <w:p>
       <w:r>
         <w:rPr>
-          <w:rFonts w:ascii="Arial" w:eastAsia="Arial" w:hAnsi="Arial" w:cs="Arial"/>
+          <w:rFonts w:ascii="Arial" w:hAnsi="Arial"/>
           <w:b/>
           <w:color w:val="000000"/>
           <w:sz w:val="18"/>
@@ -3428,27 +4118,25 @@
       </w:r>
       <w:r>
         <w:rPr>
-          <w:rFonts w:ascii="Arial" w:eastAsia="Arial" w:hAnsi="Arial" w:cs="Arial"/>
+          <w:rFonts w:ascii="Arial" w:hAnsi="Arial"/>
           <w:color w:val="000000"/>
           <w:sz w:val="18"/>
           <w:highlight w:val="lightGray"/>
         </w:rPr>
         <w:t xml:space="preserve">: Persons Table -&gt; ID Column: 1, </w:t>
       </w:r>
-      <w:proofErr w:type="spellStart"/>
-      <w:r>
-        <w:rPr>
-          <w:rFonts w:ascii="Arial" w:eastAsia="Arial" w:hAnsi="Arial" w:cs="Arial"/>
+      <w:r>
+        <w:rPr>
+          <w:rFonts w:ascii="Arial" w:hAnsi="Arial"/>
           <w:color w:val="000000"/>
           <w:sz w:val="18"/>
           <w:highlight w:val="lightGray"/>
         </w:rPr>
         <w:t>Name_En</w:t>
       </w:r>
-      <w:proofErr w:type="spellEnd"/>
-      <w:r>
-        <w:rPr>
-          <w:rFonts w:ascii="Arial" w:eastAsia="Arial" w:hAnsi="Arial" w:cs="Arial"/>
+      <w:r>
+        <w:rPr>
+          <w:rFonts w:ascii="Arial" w:hAnsi="Arial"/>
           <w:color w:val="000000"/>
           <w:sz w:val="18"/>
           <w:highlight w:val="lightGray"/>
@@ -3457,7 +4145,7 @@
       </w:r>
       <w:r>
         <w:rPr>
-          <w:rFonts w:ascii="Arial" w:eastAsia="Arial" w:hAnsi="Arial" w:cs="Arial"/>
+          <w:rFonts w:ascii="Arial" w:hAnsi="Arial"/>
           <w:b/>
           <w:color w:val="000000"/>
           <w:sz w:val="18"/>
@@ -3467,54 +4155,102 @@
       </w:r>
       <w:r>
         <w:rPr>
-          <w:rFonts w:ascii="Arial" w:eastAsia="Arial" w:hAnsi="Arial" w:cs="Arial"/>
+          <w:rFonts w:ascii="Arial" w:hAnsi="Arial"/>
           <w:color w:val="000000"/>
           <w:sz w:val="18"/>
           <w:highlight w:val="lightGray"/>
         </w:rPr>
         <w:t xml:space="preserve"> [</w:t>
       </w:r>
-      <w:proofErr w:type="spellStart"/>
-      <w:r>
-        <w:rPr>
-          <w:rFonts w:ascii="Arial" w:eastAsia="Arial" w:hAnsi="Arial" w:cs="Arial"/>
-          <w:color w:val="000000"/>
-          <w:sz w:val="18"/>
-          <w:highlight w:val="lightGray"/>
-        </w:rPr>
-        <w:t>Chatgpt</w:t>
-      </w:r>
-      <w:proofErr w:type="spellEnd"/>
-      <w:r>
-        <w:rPr>
-          <w:rFonts w:ascii="Arial" w:eastAsia="Arial" w:hAnsi="Arial" w:cs="Arial"/>
-          <w:color w:val="000000"/>
-          <w:sz w:val="18"/>
-          <w:highlight w:val="lightGray"/>
-        </w:rPr>
-        <w:t xml:space="preserve"> (GPT</w:t>
-      </w:r>
-      <w:r>
-        <w:rPr>
-          <w:rFonts w:ascii="Cambria Math" w:eastAsia="Cambria Math" w:hAnsi="Cambria Math" w:cs="Cambria Math"/>
-          <w:color w:val="000000"/>
-          <w:sz w:val="18"/>
-          <w:highlight w:val="lightGray"/>
-        </w:rPr>
-        <w:t>‑</w:t>
-      </w:r>
-      <w:r>
-        <w:rPr>
-          <w:rFonts w:ascii="Arial" w:eastAsia="Arial" w:hAnsi="Arial" w:cs="Arial"/>
-          <w:color w:val="000000"/>
-          <w:sz w:val="18"/>
-          <w:highlight w:val="lightGray"/>
-        </w:rPr>
-        <w:t xml:space="preserve">5 Mini)] </w:t>
-      </w:r>
-      <w:r>
-        <w:rPr>
-          <w:rFonts w:ascii="Arial" w:eastAsia="Arial" w:hAnsi="Arial" w:cs="Arial"/>
+      <w:r>
+        <w:rPr>
+          <w:rFonts w:ascii="Arial" w:hAnsi="Arial" w:eastAsia="Arial" w:cs="Arial"/>
+          <w:b w:val="0"/>
+          <w:i w:val="0"/>
+          <w:color w:val="000000"/>
+          <w:sz w:val="18"/>
+          <w:highlight w:val="lightGray"/>
+        </w:rPr>
+        <w:t>C</w:t>
+      </w:r>
+      <w:r>
+        <w:rPr>
+          <w:rFonts w:ascii="Arial" w:hAnsi="Arial" w:eastAsia="Arial" w:cs="Arial"/>
+          <w:b w:val="0"/>
+          <w:i w:val="0"/>
+          <w:color w:val="000000"/>
+          <w:sz w:val="18"/>
+          <w:highlight w:val="lightGray"/>
+        </w:rPr>
+        <w:t>h</w:t>
+      </w:r>
+      <w:r>
+        <w:rPr>
+          <w:rFonts w:ascii="Arial" w:hAnsi="Arial" w:eastAsia="Arial" w:cs="Arial"/>
+          <w:b w:val="0"/>
+          <w:i w:val="0"/>
+          <w:color w:val="000000"/>
+          <w:sz w:val="18"/>
+          <w:highlight w:val="lightGray"/>
+        </w:rPr>
+        <w:t>a</w:t>
+      </w:r>
+      <w:r>
+        <w:rPr>
+          <w:rFonts w:ascii="Arial" w:hAnsi="Arial" w:eastAsia="Arial" w:cs="Arial"/>
+          <w:b w:val="0"/>
+          <w:i w:val="0"/>
+          <w:color w:val="000000"/>
+          <w:sz w:val="18"/>
+          <w:highlight w:val="lightGray"/>
+        </w:rPr>
+        <w:t>t</w:t>
+      </w:r>
+      <w:r>
+        <w:rPr>
+          <w:rFonts w:ascii="Arial" w:hAnsi="Arial" w:eastAsia="Arial" w:cs="Arial"/>
+          <w:b w:val="0"/>
+          <w:i w:val="0"/>
+          <w:color w:val="000000"/>
+          <w:sz w:val="18"/>
+          <w:highlight w:val="lightGray"/>
+        </w:rPr>
+        <w:t>G</w:t>
+      </w:r>
+      <w:r>
+        <w:rPr>
+          <w:rFonts w:ascii="Arial" w:hAnsi="Arial" w:eastAsia="Arial" w:cs="Arial"/>
+          <w:b w:val="0"/>
+          <w:i w:val="0"/>
+          <w:color w:val="000000"/>
+          <w:sz w:val="18"/>
+          <w:highlight w:val="lightGray"/>
+        </w:rPr>
+        <w:t>P</w:t>
+      </w:r>
+      <w:r>
+        <w:rPr>
+          <w:rFonts w:ascii="Arial" w:hAnsi="Arial" w:eastAsia="Arial" w:cs="Arial"/>
+          <w:b w:val="0"/>
+          <w:i w:val="0"/>
+          <w:color w:val="000000"/>
+          <w:sz w:val="18"/>
+          <w:highlight w:val="lightGray"/>
+        </w:rPr>
+        <w:t>T</w:t>
+      </w:r>
+      <w:r>
+        <w:rPr>
+          <w:rFonts w:ascii="Arial" w:hAnsi="Arial"/>
+          <w:color w:val="000000"/>
+          <w:sz w:val="18"/>
+          <w:highlight w:val="lightGray"/>
+        </w:rPr>
+        <w:t xml:space="preserve">] </w:t>
+      </w:r>
+      <w:r>
+        <w:rPr>
+          <w:rFonts w:ascii="Arial" w:hAnsi="Arial"/>
           <w:b/>
           <w:color w:val="000000"/>
           <w:sz w:val="18"/>
@@ -3524,7 +4260,7 @@
       </w:r>
       <w:r>
         <w:rPr>
-          <w:rFonts w:ascii="Arial" w:eastAsia="Arial" w:hAnsi="Arial" w:cs="Arial"/>
+          <w:rFonts w:ascii="Arial" w:hAnsi="Arial"/>
           <w:color w:val="000000"/>
           <w:sz w:val="18"/>
           <w:highlight w:val="lightGray"/>
@@ -3641,7 +4377,7 @@
     <w:p>
       <w:r>
         <w:rPr>
-          <w:rFonts w:ascii="Arial" w:eastAsia="Arial" w:hAnsi="Arial" w:cs="Arial"/>
+          <w:rFonts w:ascii="Arial" w:hAnsi="Arial"/>
           <w:b/>
           <w:color w:val="000000"/>
           <w:sz w:val="18"/>
@@ -3651,27 +4387,25 @@
       </w:r>
       <w:r>
         <w:rPr>
-          <w:rFonts w:ascii="Arial" w:eastAsia="Arial" w:hAnsi="Arial" w:cs="Arial"/>
+          <w:rFonts w:ascii="Arial" w:hAnsi="Arial"/>
           <w:color w:val="000000"/>
           <w:sz w:val="18"/>
           <w:highlight w:val="lightGray"/>
         </w:rPr>
         <w:t xml:space="preserve">: Persons Table -&gt; ID Column: 1, </w:t>
       </w:r>
-      <w:proofErr w:type="spellStart"/>
-      <w:r>
-        <w:rPr>
-          <w:rFonts w:ascii="Arial" w:eastAsia="Arial" w:hAnsi="Arial" w:cs="Arial"/>
+      <w:r>
+        <w:rPr>
+          <w:rFonts w:ascii="Arial" w:hAnsi="Arial"/>
           <w:color w:val="000000"/>
           <w:sz w:val="18"/>
           <w:highlight w:val="lightGray"/>
         </w:rPr>
         <w:t>Name_En</w:t>
       </w:r>
-      <w:proofErr w:type="spellEnd"/>
-      <w:r>
-        <w:rPr>
-          <w:rFonts w:ascii="Arial" w:eastAsia="Arial" w:hAnsi="Arial" w:cs="Arial"/>
+      <w:r>
+        <w:rPr>
+          <w:rFonts w:ascii="Arial" w:hAnsi="Arial"/>
           <w:color w:val="000000"/>
           <w:sz w:val="18"/>
           <w:highlight w:val="lightGray"/>
@@ -3680,7 +4414,7 @@
       </w:r>
       <w:r>
         <w:rPr>
-          <w:rFonts w:ascii="Arial" w:eastAsia="Arial" w:hAnsi="Arial" w:cs="Arial"/>
+          <w:rFonts w:ascii="Arial" w:hAnsi="Arial"/>
           <w:b/>
           <w:color w:val="000000"/>
           <w:sz w:val="18"/>
@@ -3690,54 +4424,102 @@
       </w:r>
       <w:r>
         <w:rPr>
-          <w:rFonts w:ascii="Arial" w:eastAsia="Arial" w:hAnsi="Arial" w:cs="Arial"/>
+          <w:rFonts w:ascii="Arial" w:hAnsi="Arial"/>
           <w:color w:val="000000"/>
           <w:sz w:val="18"/>
           <w:highlight w:val="lightGray"/>
         </w:rPr>
         <w:t xml:space="preserve"> [</w:t>
       </w:r>
-      <w:proofErr w:type="spellStart"/>
-      <w:r>
-        <w:rPr>
-          <w:rFonts w:ascii="Arial" w:eastAsia="Arial" w:hAnsi="Arial" w:cs="Arial"/>
-          <w:color w:val="000000"/>
-          <w:sz w:val="18"/>
-          <w:highlight w:val="lightGray"/>
-        </w:rPr>
-        <w:t>Chatgpt</w:t>
-      </w:r>
-      <w:proofErr w:type="spellEnd"/>
-      <w:r>
-        <w:rPr>
-          <w:rFonts w:ascii="Arial" w:eastAsia="Arial" w:hAnsi="Arial" w:cs="Arial"/>
-          <w:color w:val="000000"/>
-          <w:sz w:val="18"/>
-          <w:highlight w:val="lightGray"/>
-        </w:rPr>
-        <w:t xml:space="preserve"> (GPT</w:t>
-      </w:r>
-      <w:r>
-        <w:rPr>
-          <w:rFonts w:ascii="Cambria Math" w:eastAsia="Cambria Math" w:hAnsi="Cambria Math" w:cs="Cambria Math"/>
-          <w:color w:val="000000"/>
-          <w:sz w:val="18"/>
-          <w:highlight w:val="lightGray"/>
-        </w:rPr>
-        <w:t>‑</w:t>
-      </w:r>
-      <w:r>
-        <w:rPr>
-          <w:rFonts w:ascii="Arial" w:eastAsia="Arial" w:hAnsi="Arial" w:cs="Arial"/>
-          <w:color w:val="000000"/>
-          <w:sz w:val="18"/>
-          <w:highlight w:val="lightGray"/>
-        </w:rPr>
-        <w:t xml:space="preserve">5 Mini)] </w:t>
-      </w:r>
-      <w:r>
-        <w:rPr>
-          <w:rFonts w:ascii="Arial" w:eastAsia="Arial" w:hAnsi="Arial" w:cs="Arial"/>
+      <w:r>
+        <w:rPr>
+          <w:rFonts w:ascii="Arial" w:hAnsi="Arial" w:eastAsia="Arial" w:cs="Arial"/>
+          <w:b w:val="0"/>
+          <w:i w:val="0"/>
+          <w:color w:val="000000"/>
+          <w:sz w:val="18"/>
+          <w:highlight w:val="lightGray"/>
+        </w:rPr>
+        <w:t>C</w:t>
+      </w:r>
+      <w:r>
+        <w:rPr>
+          <w:rFonts w:ascii="Arial" w:hAnsi="Arial" w:eastAsia="Arial" w:cs="Arial"/>
+          <w:b w:val="0"/>
+          <w:i w:val="0"/>
+          <w:color w:val="000000"/>
+          <w:sz w:val="18"/>
+          <w:highlight w:val="lightGray"/>
+        </w:rPr>
+        <w:t>h</w:t>
+      </w:r>
+      <w:r>
+        <w:rPr>
+          <w:rFonts w:ascii="Arial" w:hAnsi="Arial" w:eastAsia="Arial" w:cs="Arial"/>
+          <w:b w:val="0"/>
+          <w:i w:val="0"/>
+          <w:color w:val="000000"/>
+          <w:sz w:val="18"/>
+          <w:highlight w:val="lightGray"/>
+        </w:rPr>
+        <w:t>a</w:t>
+      </w:r>
+      <w:r>
+        <w:rPr>
+          <w:rFonts w:ascii="Arial" w:hAnsi="Arial" w:eastAsia="Arial" w:cs="Arial"/>
+          <w:b w:val="0"/>
+          <w:i w:val="0"/>
+          <w:color w:val="000000"/>
+          <w:sz w:val="18"/>
+          <w:highlight w:val="lightGray"/>
+        </w:rPr>
+        <w:t>t</w:t>
+      </w:r>
+      <w:r>
+        <w:rPr>
+          <w:rFonts w:ascii="Arial" w:hAnsi="Arial" w:eastAsia="Arial" w:cs="Arial"/>
+          <w:b w:val="0"/>
+          <w:i w:val="0"/>
+          <w:color w:val="000000"/>
+          <w:sz w:val="18"/>
+          <w:highlight w:val="lightGray"/>
+        </w:rPr>
+        <w:t>G</w:t>
+      </w:r>
+      <w:r>
+        <w:rPr>
+          <w:rFonts w:ascii="Arial" w:hAnsi="Arial" w:eastAsia="Arial" w:cs="Arial"/>
+          <w:b w:val="0"/>
+          <w:i w:val="0"/>
+          <w:color w:val="000000"/>
+          <w:sz w:val="18"/>
+          <w:highlight w:val="lightGray"/>
+        </w:rPr>
+        <w:t>P</w:t>
+      </w:r>
+      <w:r>
+        <w:rPr>
+          <w:rFonts w:ascii="Arial" w:hAnsi="Arial" w:eastAsia="Arial" w:cs="Arial"/>
+          <w:b w:val="0"/>
+          <w:i w:val="0"/>
+          <w:color w:val="000000"/>
+          <w:sz w:val="18"/>
+          <w:highlight w:val="lightGray"/>
+        </w:rPr>
+        <w:t>T</w:t>
+      </w:r>
+      <w:r>
+        <w:rPr>
+          <w:rFonts w:ascii="Arial" w:hAnsi="Arial"/>
+          <w:color w:val="000000"/>
+          <w:sz w:val="18"/>
+          <w:highlight w:val="lightGray"/>
+        </w:rPr>
+        <w:t xml:space="preserve">] </w:t>
+      </w:r>
+      <w:r>
+        <w:rPr>
+          <w:rFonts w:ascii="Arial" w:hAnsi="Arial"/>
           <w:b/>
           <w:color w:val="000000"/>
           <w:sz w:val="18"/>
@@ -3747,7 +4529,7 @@
       </w:r>
       <w:r>
         <w:rPr>
-          <w:rFonts w:ascii="Arial" w:eastAsia="Arial" w:hAnsi="Arial" w:cs="Arial"/>
+          <w:rFonts w:ascii="Arial" w:hAnsi="Arial"/>
           <w:color w:val="000000"/>
           <w:sz w:val="18"/>
           <w:highlight w:val="lightGray"/>
@@ -3934,7 +4716,7 @@
       </w:pPr>
       <w:r>
         <w:rPr>
-          <w:rFonts w:ascii="Arial" w:eastAsia="Arial" w:hAnsi="Arial" w:cs="Arial"/>
+          <w:rFonts w:ascii="Arial" w:hAnsi="Arial"/>
           <w:b/>
           <w:color w:val="000000"/>
           <w:sz w:val="18"/>
@@ -3944,27 +4726,25 @@
       </w:r>
       <w:r>
         <w:rPr>
-          <w:rFonts w:ascii="Arial" w:eastAsia="Arial" w:hAnsi="Arial" w:cs="Arial"/>
+          <w:rFonts w:ascii="Arial" w:hAnsi="Arial"/>
           <w:color w:val="000000"/>
           <w:sz w:val="18"/>
           <w:highlight w:val="lightGray"/>
         </w:rPr>
         <w:t xml:space="preserve">: Persons Table -&gt; ID Column: 1, </w:t>
       </w:r>
-      <w:proofErr w:type="spellStart"/>
-      <w:r>
-        <w:rPr>
-          <w:rFonts w:ascii="Arial" w:eastAsia="Arial" w:hAnsi="Arial" w:cs="Arial"/>
+      <w:r>
+        <w:rPr>
+          <w:rFonts w:ascii="Arial" w:hAnsi="Arial"/>
           <w:color w:val="000000"/>
           <w:sz w:val="18"/>
           <w:highlight w:val="lightGray"/>
         </w:rPr>
         <w:t>Name_En</w:t>
       </w:r>
-      <w:proofErr w:type="spellEnd"/>
-      <w:r>
-        <w:rPr>
-          <w:rFonts w:ascii="Arial" w:eastAsia="Arial" w:hAnsi="Arial" w:cs="Arial"/>
+      <w:r>
+        <w:rPr>
+          <w:rFonts w:ascii="Arial" w:hAnsi="Arial"/>
           <w:color w:val="000000"/>
           <w:sz w:val="18"/>
           <w:highlight w:val="lightGray"/>
@@ -3973,7 +4753,7 @@
       </w:r>
       <w:r>
         <w:rPr>
-          <w:rFonts w:ascii="Arial" w:eastAsia="Arial" w:hAnsi="Arial" w:cs="Arial"/>
+          <w:rFonts w:ascii="Arial" w:hAnsi="Arial"/>
           <w:b/>
           <w:color w:val="000000"/>
           <w:sz w:val="18"/>
@@ -3983,54 +4763,102 @@
       </w:r>
       <w:r>
         <w:rPr>
-          <w:rFonts w:ascii="Arial" w:eastAsia="Arial" w:hAnsi="Arial" w:cs="Arial"/>
+          <w:rFonts w:ascii="Arial" w:hAnsi="Arial"/>
           <w:color w:val="000000"/>
           <w:sz w:val="18"/>
           <w:highlight w:val="lightGray"/>
         </w:rPr>
         <w:t xml:space="preserve"> [</w:t>
       </w:r>
-      <w:proofErr w:type="spellStart"/>
-      <w:r>
-        <w:rPr>
-          <w:rFonts w:ascii="Arial" w:eastAsia="Arial" w:hAnsi="Arial" w:cs="Arial"/>
-          <w:color w:val="000000"/>
-          <w:sz w:val="18"/>
-          <w:highlight w:val="lightGray"/>
-        </w:rPr>
-        <w:t>Chatgpt</w:t>
-      </w:r>
-      <w:proofErr w:type="spellEnd"/>
-      <w:r>
-        <w:rPr>
-          <w:rFonts w:ascii="Arial" w:eastAsia="Arial" w:hAnsi="Arial" w:cs="Arial"/>
-          <w:color w:val="000000"/>
-          <w:sz w:val="18"/>
-          <w:highlight w:val="lightGray"/>
-        </w:rPr>
-        <w:t xml:space="preserve"> (GPT</w:t>
-      </w:r>
-      <w:r>
-        <w:rPr>
-          <w:rFonts w:ascii="Cambria Math" w:eastAsia="Cambria Math" w:hAnsi="Cambria Math" w:cs="Cambria Math"/>
-          <w:color w:val="000000"/>
-          <w:sz w:val="18"/>
-          <w:highlight w:val="lightGray"/>
-        </w:rPr>
-        <w:t>‑</w:t>
-      </w:r>
-      <w:r>
-        <w:rPr>
-          <w:rFonts w:ascii="Arial" w:eastAsia="Arial" w:hAnsi="Arial" w:cs="Arial"/>
-          <w:color w:val="000000"/>
-          <w:sz w:val="18"/>
-          <w:highlight w:val="lightGray"/>
-        </w:rPr>
-        <w:t xml:space="preserve">5 Mini)] </w:t>
-      </w:r>
-      <w:r>
-        <w:rPr>
-          <w:rFonts w:ascii="Arial" w:eastAsia="Arial" w:hAnsi="Arial" w:cs="Arial"/>
+      <w:r>
+        <w:rPr>
+          <w:rFonts w:ascii="Arial" w:hAnsi="Arial" w:eastAsia="Arial" w:cs="Arial"/>
+          <w:b w:val="0"/>
+          <w:i w:val="0"/>
+          <w:color w:val="000000"/>
+          <w:sz w:val="18"/>
+          <w:highlight w:val="lightGray"/>
+        </w:rPr>
+        <w:t>C</w:t>
+      </w:r>
+      <w:r>
+        <w:rPr>
+          <w:rFonts w:ascii="Arial" w:hAnsi="Arial" w:eastAsia="Arial" w:cs="Arial"/>
+          <w:b w:val="0"/>
+          <w:i w:val="0"/>
+          <w:color w:val="000000"/>
+          <w:sz w:val="18"/>
+          <w:highlight w:val="lightGray"/>
+        </w:rPr>
+        <w:t>h</w:t>
+      </w:r>
+      <w:r>
+        <w:rPr>
+          <w:rFonts w:ascii="Arial" w:hAnsi="Arial" w:eastAsia="Arial" w:cs="Arial"/>
+          <w:b w:val="0"/>
+          <w:i w:val="0"/>
+          <w:color w:val="000000"/>
+          <w:sz w:val="18"/>
+          <w:highlight w:val="lightGray"/>
+        </w:rPr>
+        <w:t>a</w:t>
+      </w:r>
+      <w:r>
+        <w:rPr>
+          <w:rFonts w:ascii="Arial" w:hAnsi="Arial" w:eastAsia="Arial" w:cs="Arial"/>
+          <w:b w:val="0"/>
+          <w:i w:val="0"/>
+          <w:color w:val="000000"/>
+          <w:sz w:val="18"/>
+          <w:highlight w:val="lightGray"/>
+        </w:rPr>
+        <w:t>t</w:t>
+      </w:r>
+      <w:r>
+        <w:rPr>
+          <w:rFonts w:ascii="Arial" w:hAnsi="Arial" w:eastAsia="Arial" w:cs="Arial"/>
+          <w:b w:val="0"/>
+          <w:i w:val="0"/>
+          <w:color w:val="000000"/>
+          <w:sz w:val="18"/>
+          <w:highlight w:val="lightGray"/>
+        </w:rPr>
+        <w:t>G</w:t>
+      </w:r>
+      <w:r>
+        <w:rPr>
+          <w:rFonts w:ascii="Arial" w:hAnsi="Arial" w:eastAsia="Arial" w:cs="Arial"/>
+          <w:b w:val="0"/>
+          <w:i w:val="0"/>
+          <w:color w:val="000000"/>
+          <w:sz w:val="18"/>
+          <w:highlight w:val="lightGray"/>
+        </w:rPr>
+        <w:t>P</w:t>
+      </w:r>
+      <w:r>
+        <w:rPr>
+          <w:rFonts w:ascii="Arial" w:hAnsi="Arial" w:eastAsia="Arial" w:cs="Arial"/>
+          <w:b w:val="0"/>
+          <w:i w:val="0"/>
+          <w:color w:val="000000"/>
+          <w:sz w:val="18"/>
+          <w:highlight w:val="lightGray"/>
+        </w:rPr>
+        <w:t>T</w:t>
+      </w:r>
+      <w:r>
+        <w:rPr>
+          <w:rFonts w:ascii="Arial" w:hAnsi="Arial"/>
+          <w:color w:val="000000"/>
+          <w:sz w:val="18"/>
+          <w:highlight w:val="lightGray"/>
+        </w:rPr>
+        <w:t xml:space="preserve">] </w:t>
+      </w:r>
+      <w:r>
+        <w:rPr>
+          <w:rFonts w:ascii="Arial" w:hAnsi="Arial"/>
           <w:b/>
           <w:color w:val="000000"/>
           <w:sz w:val="18"/>
@@ -4040,7 +4868,7 @@
       </w:r>
       <w:r>
         <w:rPr>
-          <w:rFonts w:ascii="Arial" w:eastAsia="Arial" w:hAnsi="Arial" w:cs="Arial"/>
+          <w:rFonts w:ascii="Arial" w:hAnsi="Arial"/>
           <w:color w:val="000000"/>
           <w:sz w:val="18"/>
           <w:highlight w:val="lightGray"/>
